--- a/analyses/paper/submission_materials/SI.docx
+++ b/analyses/paper/submission_materials/SI.docx
@@ -174,37 +174,19 @@
           <w:bCs/>
           <w:lang w:val="en-US"/>
         </w:rPr>
-        <w:t>Table S</w:t>
-      </w:r>
-      <w:r>
-        <w:rPr>
-          <w:b/>
-          <w:bCs/>
-          <w:lang w:val="en-US"/>
-        </w:rPr>
-        <w:t>1</w:t>
-      </w:r>
-      <w:r>
-        <w:rPr>
-          <w:b/>
-          <w:bCs/>
-          <w:lang w:val="en-US"/>
-        </w:rPr>
-        <w:t xml:space="preserve">, </w:t>
-      </w:r>
-      <w:proofErr w:type="gramStart"/>
-      <w:r>
-        <w:rPr>
-          <w:lang w:val="en-US"/>
-        </w:rPr>
-        <w:t>The</w:t>
-      </w:r>
-      <w:proofErr w:type="gramEnd"/>
-      <w:r>
-        <w:rPr>
-          <w:lang w:val="en-US"/>
-        </w:rPr>
-        <w:t xml:space="preserve"> rates associated with transitions between infection states for the </w:t>
+        <w:t xml:space="preserve">Table S1, </w:t>
+      </w:r>
+      <w:r>
+        <w:rPr>
+          <w:lang w:val="en-US"/>
+        </w:rPr>
+        <w:t>R</w:t>
+      </w:r>
+      <w:r>
+        <w:rPr>
+          <w:lang w:val="en-US"/>
+        </w:rPr>
+        <w:t xml:space="preserve">ates associated with transitions between infection states for the </w:t>
       </w:r>
       <w:proofErr w:type="gramStart"/>
       <w:r>
@@ -282,23 +264,7 @@
           <w:bCs/>
           <w:lang w:val="en-US"/>
         </w:rPr>
-        <w:t>Table S</w:t>
-      </w:r>
-      <w:r>
-        <w:rPr>
-          <w:b/>
-          <w:bCs/>
-          <w:lang w:val="en-US"/>
-        </w:rPr>
-        <w:t>2</w:t>
-      </w:r>
-      <w:r>
-        <w:rPr>
-          <w:b/>
-          <w:bCs/>
-          <w:lang w:val="en-US"/>
-        </w:rPr>
-        <w:t xml:space="preserve">, </w:t>
+        <w:t xml:space="preserve">Table S2, </w:t>
       </w:r>
       <w:r>
         <w:rPr>
@@ -413,15 +379,7 @@
           <w:bCs/>
           <w:lang w:val="en-US"/>
         </w:rPr>
-        <w:t xml:space="preserve">   </w:t>
-      </w:r>
-      <w:r>
-        <w:rPr>
-          <w:b/>
-          <w:bCs/>
-          <w:lang w:val="en-US"/>
-        </w:rPr>
-        <w:t xml:space="preserve">Table S3, </w:t>
+        <w:t xml:space="preserve">   Table S3, </w:t>
       </w:r>
       <w:proofErr w:type="spellStart"/>
       <w:r>
@@ -668,15 +626,7 @@
           <w:bCs/>
           <w:lang w:val="en-US"/>
         </w:rPr>
-        <w:t xml:space="preserve">                       </w:t>
-      </w:r>
-      <w:r>
-        <w:rPr>
-          <w:b/>
-          <w:bCs/>
-          <w:lang w:val="en-US"/>
-        </w:rPr>
-        <w:t>Figure S</w:t>
+        <w:t xml:space="preserve">                       Figure S</w:t>
       </w:r>
       <w:r>
         <w:rPr>
@@ -718,15 +668,7 @@
           <w:bCs/>
           <w:lang w:val="en-US"/>
         </w:rPr>
-        <w:t xml:space="preserve">                     </w:t>
-      </w:r>
-      <w:r>
-        <w:rPr>
-          <w:b/>
-          <w:bCs/>
-          <w:lang w:val="en-US"/>
-        </w:rPr>
-        <w:t xml:space="preserve">  Table S</w:t>
+        <w:t xml:space="preserve">                       Table S</w:t>
       </w:r>
       <w:r>
         <w:rPr>
@@ -890,6 +832,7 @@
     <w:p>
       <w:pPr>
         <w:pStyle w:val="NoSpacing"/>
+        <w:ind w:left="1440"/>
         <w:jc w:val="both"/>
         <w:rPr>
           <w:b/>
@@ -903,22 +846,25 @@
           <w:bCs/>
           <w:lang w:val="en-US"/>
         </w:rPr>
-        <w:tab/>
-      </w:r>
-      <w:r>
-        <w:rPr>
-          <w:b/>
-          <w:bCs/>
-          <w:lang w:val="en-US"/>
-        </w:rPr>
-        <w:tab/>
         <w:t xml:space="preserve">Figure S5, </w:t>
       </w:r>
       <w:r>
         <w:rPr>
           <w:lang w:val="en-US"/>
         </w:rPr>
-        <w:t>Cases averted by age in Angola and Sudan.</w:t>
+        <w:t xml:space="preserve">Cases averted by age in </w:t>
+      </w:r>
+      <w:r>
+        <w:rPr>
+          <w:lang w:val="en-US"/>
+        </w:rPr>
+        <w:t>a high transmission (left) and low-transmission country</w:t>
+      </w:r>
+      <w:r>
+        <w:rPr>
+          <w:lang w:val="en-US"/>
+        </w:rPr>
+        <w:t>.</w:t>
       </w:r>
     </w:p>
     <w:p>
@@ -949,17 +895,7 @@
           <w:color w:val="auto"/>
           <w:lang w:val="en-US"/>
         </w:rPr>
-        <w:t>Cumulative lifetime vaccine impact in terms of cases and deaths</w:t>
-      </w:r>
-      <w:r>
-        <w:rPr>
-          <w:rStyle w:val="IntenseEmphasis"/>
-          <w:i w:val="0"/>
-          <w:iCs w:val="0"/>
-          <w:color w:val="auto"/>
-          <w:lang w:val="en-US"/>
-        </w:rPr>
-        <w:t xml:space="preserve"> averted by age.</w:t>
+        <w:t>Cases and deaths by age and vaccine scenario, all modelled countries, 2000-2100.</w:t>
       </w:r>
     </w:p>
     <w:p>
@@ -1137,7 +1073,6 @@
           <w:bCs/>
           <w:lang w:val="en-US"/>
         </w:rPr>
-        <w:lastRenderedPageBreak/>
         <w:t xml:space="preserve">Supplemental </w:t>
       </w:r>
       <w:r>
@@ -2044,7 +1979,13 @@
         <w:t>1</w:t>
       </w:r>
       <w:r>
-        <w:t xml:space="preserve">: The rates associated with transitions between infection states for the human model. </w:t>
+        <w:t xml:space="preserve">: </w:t>
+      </w:r>
+      <w:r>
+        <w:t>R</w:t>
+      </w:r>
+      <w:r>
+        <w:t xml:space="preserve">ates associated with transitions between infection states for the human model. </w:t>
       </w:r>
     </w:p>
     <w:tbl>
@@ -2171,10 +2112,10 @@
                   <v:path o:extrusionok="f" gradientshapeok="t" o:connecttype="rect"/>
                   <o:lock v:ext="edit" aspectratio="t"/>
                 </v:shapetype>
-                <v:shape id="_x0000_i1025" type="#_x0000_t75" style="width:28.5pt;height:13.55pt" o:ole="">
+                <v:shape id="_x0000_i1025" type="#_x0000_t75" style="width:29pt;height:13pt" o:ole="">
                   <v:imagedata r:id="rId7" o:title=""/>
                 </v:shape>
-                <o:OLEObject Type="Embed" ProgID="Equation.DSMT4" ShapeID="_x0000_i1025" DrawAspect="Content" ObjectID="_1817235450" r:id="rId8"/>
+                <o:OLEObject Type="Embed" ProgID="Equation.DSMT4" ShapeID="_x0000_i1025" DrawAspect="Content" ObjectID="_1819797892" r:id="rId8"/>
               </w:object>
             </w:r>
           </w:p>
@@ -2205,10 +2146,10 @@
                 <w14:ligatures w14:val="standardContextual"/>
               </w:rPr>
               <w:object w:dxaOrig="1080" w:dyaOrig="400" w14:anchorId="69A22578">
-                <v:shape id="_x0000_i1026" type="#_x0000_t75" style="width:54.9pt;height:19.95pt" o:ole="">
+                <v:shape id="_x0000_i1026" type="#_x0000_t75" style="width:55pt;height:20pt" o:ole="">
                   <v:imagedata r:id="rId9" o:title=""/>
                 </v:shape>
-                <o:OLEObject Type="Embed" ProgID="Equation.DSMT4" ShapeID="_x0000_i1026" DrawAspect="Content" ObjectID="_1817235451" r:id="rId10"/>
+                <o:OLEObject Type="Embed" ProgID="Equation.DSMT4" ShapeID="_x0000_i1026" DrawAspect="Content" ObjectID="_1819797893" r:id="rId10"/>
               </w:object>
             </w:r>
           </w:p>
@@ -2250,10 +2191,10 @@
                 <w14:ligatures w14:val="standardContextual"/>
               </w:rPr>
               <w:object w:dxaOrig="639" w:dyaOrig="240" w14:anchorId="0C844FE1">
-                <v:shape id="_x0000_i1027" type="#_x0000_t75" style="width:31.35pt;height:13.55pt" o:ole="">
+                <v:shape id="_x0000_i1027" type="#_x0000_t75" style="width:31pt;height:14pt" o:ole="">
                   <v:imagedata r:id="rId11" o:title=""/>
                 </v:shape>
-                <o:OLEObject Type="Embed" ProgID="Equation.DSMT4" ShapeID="_x0000_i1027" DrawAspect="Content" ObjectID="_1817235452" r:id="rId12"/>
+                <o:OLEObject Type="Embed" ProgID="Equation.DSMT4" ShapeID="_x0000_i1027" DrawAspect="Content" ObjectID="_1819797894" r:id="rId12"/>
               </w:object>
             </w:r>
           </w:p>
@@ -2284,10 +2225,10 @@
                 <w14:ligatures w14:val="standardContextual"/>
               </w:rPr>
               <w:object w:dxaOrig="820" w:dyaOrig="680" w14:anchorId="4AF911B3">
-                <v:shape id="_x0000_i1028" type="#_x0000_t75" style="width:40.65pt;height:34.95pt" o:ole="">
+                <v:shape id="_x0000_i1028" type="#_x0000_t75" style="width:41pt;height:35pt" o:ole="">
                   <v:imagedata r:id="rId13" o:title=""/>
                 </v:shape>
-                <o:OLEObject Type="Embed" ProgID="Equation.DSMT4" ShapeID="_x0000_i1028" DrawAspect="Content" ObjectID="_1817235453" r:id="rId14"/>
+                <o:OLEObject Type="Embed" ProgID="Equation.DSMT4" ShapeID="_x0000_i1028" DrawAspect="Content" ObjectID="_1819797895" r:id="rId14"/>
               </w:object>
             </w:r>
           </w:p>
@@ -2340,10 +2281,10 @@
                 <w14:ligatures w14:val="standardContextual"/>
               </w:rPr>
               <w:object w:dxaOrig="639" w:dyaOrig="240" w14:anchorId="5028EB40">
-                <v:shape id="_x0000_i1029" type="#_x0000_t75" style="width:31.35pt;height:13.55pt" o:ole="">
+                <v:shape id="_x0000_i1029" type="#_x0000_t75" style="width:31pt;height:14pt" o:ole="">
                   <v:imagedata r:id="rId15" o:title=""/>
                 </v:shape>
-                <o:OLEObject Type="Embed" ProgID="Equation.DSMT4" ShapeID="_x0000_i1029" DrawAspect="Content" ObjectID="_1817235454" r:id="rId16"/>
+                <o:OLEObject Type="Embed" ProgID="Equation.DSMT4" ShapeID="_x0000_i1029" DrawAspect="Content" ObjectID="_1819797896" r:id="rId16"/>
               </w:object>
             </w:r>
           </w:p>
@@ -2374,10 +2315,10 @@
                 <w14:ligatures w14:val="standardContextual"/>
               </w:rPr>
               <w:object w:dxaOrig="800" w:dyaOrig="680" w14:anchorId="4CD5CD51">
-                <v:shape id="_x0000_i1030" type="#_x0000_t75" style="width:40.65pt;height:34.95pt" o:ole="">
+                <v:shape id="_x0000_i1030" type="#_x0000_t75" style="width:41pt;height:35pt" o:ole="">
                   <v:imagedata r:id="rId17" o:title=""/>
                 </v:shape>
-                <o:OLEObject Type="Embed" ProgID="Equation.DSMT4" ShapeID="_x0000_i1030" DrawAspect="Content" ObjectID="_1817235455" r:id="rId18"/>
+                <o:OLEObject Type="Embed" ProgID="Equation.DSMT4" ShapeID="_x0000_i1030" DrawAspect="Content" ObjectID="_1819797897" r:id="rId18"/>
               </w:object>
             </w:r>
           </w:p>
@@ -2427,10 +2368,10 @@
                 <w14:ligatures w14:val="standardContextual"/>
               </w:rPr>
               <w:object w:dxaOrig="620" w:dyaOrig="260" w14:anchorId="413278D0">
-                <v:shape id="_x0000_i1031" type="#_x0000_t75" style="width:31.35pt;height:13.55pt" o:ole="">
+                <v:shape id="_x0000_i1031" type="#_x0000_t75" style="width:31pt;height:13pt" o:ole="">
                   <v:imagedata r:id="rId19" o:title=""/>
                 </v:shape>
-                <o:OLEObject Type="Embed" ProgID="Equation.DSMT4" ShapeID="_x0000_i1031" DrawAspect="Content" ObjectID="_1817235456" r:id="rId20"/>
+                <o:OLEObject Type="Embed" ProgID="Equation.DSMT4" ShapeID="_x0000_i1031" DrawAspect="Content" ObjectID="_1819797898" r:id="rId20"/>
               </w:object>
             </w:r>
           </w:p>
@@ -2461,10 +2402,10 @@
                 <w14:ligatures w14:val="standardContextual"/>
               </w:rPr>
               <w:object w:dxaOrig="820" w:dyaOrig="680" w14:anchorId="48519BFA">
-                <v:shape id="_x0000_i1032" type="#_x0000_t75" style="width:40.65pt;height:34.95pt" o:ole="">
+                <v:shape id="_x0000_i1032" type="#_x0000_t75" style="width:41pt;height:35pt" o:ole="">
                   <v:imagedata r:id="rId21" o:title=""/>
                 </v:shape>
-                <o:OLEObject Type="Embed" ProgID="Equation.DSMT4" ShapeID="_x0000_i1032" DrawAspect="Content" ObjectID="_1817235457" r:id="rId22"/>
+                <o:OLEObject Type="Embed" ProgID="Equation.DSMT4" ShapeID="_x0000_i1032" DrawAspect="Content" ObjectID="_1819797899" r:id="rId22"/>
               </w:object>
             </w:r>
           </w:p>
@@ -2512,10 +2453,10 @@
                 <w14:ligatures w14:val="standardContextual"/>
               </w:rPr>
               <w:object w:dxaOrig="600" w:dyaOrig="260" w14:anchorId="7DD9AC8B">
-                <v:shape id="_x0000_i1033" type="#_x0000_t75" style="width:29.95pt;height:13.55pt" o:ole="">
+                <v:shape id="_x0000_i1033" type="#_x0000_t75" style="width:30pt;height:13pt" o:ole="">
                   <v:imagedata r:id="rId23" o:title=""/>
                 </v:shape>
-                <o:OLEObject Type="Embed" ProgID="Equation.DSMT4" ShapeID="_x0000_i1033" DrawAspect="Content" ObjectID="_1817235458" r:id="rId24"/>
+                <o:OLEObject Type="Embed" ProgID="Equation.DSMT4" ShapeID="_x0000_i1033" DrawAspect="Content" ObjectID="_1819797900" r:id="rId24"/>
               </w:object>
             </w:r>
           </w:p>
@@ -2546,10 +2487,10 @@
                 <w14:ligatures w14:val="standardContextual"/>
               </w:rPr>
               <w:object w:dxaOrig="780" w:dyaOrig="680" w14:anchorId="22BD51D3">
-                <v:shape id="_x0000_i1034" type="#_x0000_t75" style="width:40.65pt;height:34.95pt" o:ole="">
+                <v:shape id="_x0000_i1034" type="#_x0000_t75" style="width:41pt;height:35pt" o:ole="">
                   <v:imagedata r:id="rId25" o:title=""/>
                 </v:shape>
-                <o:OLEObject Type="Embed" ProgID="Equation.DSMT4" ShapeID="_x0000_i1034" DrawAspect="Content" ObjectID="_1817235459" r:id="rId26"/>
+                <o:OLEObject Type="Embed" ProgID="Equation.DSMT4" ShapeID="_x0000_i1034" DrawAspect="Content" ObjectID="_1819797901" r:id="rId26"/>
               </w:object>
             </w:r>
           </w:p>
@@ -2599,10 +2540,10 @@
                 <w14:ligatures w14:val="standardContextual"/>
               </w:rPr>
               <w:object w:dxaOrig="580" w:dyaOrig="240" w14:anchorId="53F8D2E9">
-                <v:shape id="_x0000_i1035" type="#_x0000_t75" style="width:28.5pt;height:13.55pt" o:ole="">
+                <v:shape id="_x0000_i1035" type="#_x0000_t75" style="width:29pt;height:14pt" o:ole="">
                   <v:imagedata r:id="rId27" o:title=""/>
                 </v:shape>
-                <o:OLEObject Type="Embed" ProgID="Equation.DSMT4" ShapeID="_x0000_i1035" DrawAspect="Content" ObjectID="_1817235460" r:id="rId28"/>
+                <o:OLEObject Type="Embed" ProgID="Equation.DSMT4" ShapeID="_x0000_i1035" DrawAspect="Content" ObjectID="_1819797902" r:id="rId28"/>
               </w:object>
             </w:r>
           </w:p>
@@ -2621,10 +2562,10 @@
                 <w14:ligatures w14:val="standardContextual"/>
               </w:rPr>
               <w:object w:dxaOrig="560" w:dyaOrig="240" w14:anchorId="0BC00486">
-                <v:shape id="_x0000_i1036" type="#_x0000_t75" style="width:28.5pt;height:13.55pt" o:ole="">
+                <v:shape id="_x0000_i1036" type="#_x0000_t75" style="width:29pt;height:14pt" o:ole="">
                   <v:imagedata r:id="rId29" o:title=""/>
                 </v:shape>
-                <o:OLEObject Type="Embed" ProgID="Equation.DSMT4" ShapeID="_x0000_i1036" DrawAspect="Content" ObjectID="_1817235461" r:id="rId30"/>
+                <o:OLEObject Type="Embed" ProgID="Equation.DSMT4" ShapeID="_x0000_i1036" DrawAspect="Content" ObjectID="_1819797903" r:id="rId30"/>
               </w:object>
             </w:r>
           </w:p>
@@ -2643,10 +2584,10 @@
                 <w14:ligatures w14:val="standardContextual"/>
               </w:rPr>
               <w:object w:dxaOrig="580" w:dyaOrig="240" w14:anchorId="607A2DEB">
-                <v:shape id="_x0000_i1037" type="#_x0000_t75" style="width:28.5pt;height:13.55pt" o:ole="">
+                <v:shape id="_x0000_i1037" type="#_x0000_t75" style="width:29pt;height:14pt" o:ole="">
                   <v:imagedata r:id="rId31" o:title=""/>
                 </v:shape>
-                <o:OLEObject Type="Embed" ProgID="Equation.DSMT4" ShapeID="_x0000_i1037" DrawAspect="Content" ObjectID="_1817235462" r:id="rId32"/>
+                <o:OLEObject Type="Embed" ProgID="Equation.DSMT4" ShapeID="_x0000_i1037" DrawAspect="Content" ObjectID="_1819797904" r:id="rId32"/>
               </w:object>
             </w:r>
           </w:p>
@@ -2677,10 +2618,10 @@
                 <w14:ligatures w14:val="standardContextual"/>
               </w:rPr>
               <w:object w:dxaOrig="1080" w:dyaOrig="400" w14:anchorId="4A4074C6">
-                <v:shape id="_x0000_i1038" type="#_x0000_t75" style="width:54.9pt;height:19.95pt" o:ole="">
+                <v:shape id="_x0000_i1038" type="#_x0000_t75" style="width:55pt;height:20pt" o:ole="">
                   <v:imagedata r:id="rId33" o:title=""/>
                 </v:shape>
-                <o:OLEObject Type="Embed" ProgID="Equation.DSMT4" ShapeID="_x0000_i1038" DrawAspect="Content" ObjectID="_1817235463" r:id="rId34"/>
+                <o:OLEObject Type="Embed" ProgID="Equation.DSMT4" ShapeID="_x0000_i1038" DrawAspect="Content" ObjectID="_1819797905" r:id="rId34"/>
               </w:object>
             </w:r>
           </w:p>
@@ -2822,10 +2763,10 @@
           <w:position w:val="-32"/>
         </w:rPr>
         <w:object w:dxaOrig="2360" w:dyaOrig="760" w14:anchorId="499EE327">
-          <v:shape id="_x0000_i1039" type="#_x0000_t75" style="width:118.35pt;height:38.5pt" o:ole="">
+          <v:shape id="_x0000_i1039" type="#_x0000_t75" style="width:118pt;height:38pt" o:ole="">
             <v:imagedata r:id="rId35" o:title=""/>
           </v:shape>
-          <o:OLEObject Type="Embed" ProgID="Equation.DSMT4" ShapeID="_x0000_i1039" DrawAspect="Content" ObjectID="_1817235464" r:id="rId36"/>
+          <o:OLEObject Type="Embed" ProgID="Equation.DSMT4" ShapeID="_x0000_i1039" DrawAspect="Content" ObjectID="_1819797906" r:id="rId36"/>
         </w:object>
       </w:r>
     </w:p>
@@ -2884,10 +2825,10 @@
           <w:position w:val="-32"/>
         </w:rPr>
         <w:object w:dxaOrig="1860" w:dyaOrig="760" w14:anchorId="77D8BCC1">
-          <v:shape id="_x0000_i1040" type="#_x0000_t75" style="width:93.4pt;height:38.5pt" o:ole="">
+          <v:shape id="_x0000_i1040" type="#_x0000_t75" style="width:94pt;height:38pt" o:ole="">
             <v:imagedata r:id="rId37" o:title=""/>
           </v:shape>
-          <o:OLEObject Type="Embed" ProgID="Equation.DSMT4" ShapeID="_x0000_i1040" DrawAspect="Content" ObjectID="_1817235465" r:id="rId38"/>
+          <o:OLEObject Type="Embed" ProgID="Equation.DSMT4" ShapeID="_x0000_i1040" DrawAspect="Content" ObjectID="_1819797907" r:id="rId38"/>
         </w:object>
       </w:r>
     </w:p>
@@ -3023,10 +2964,10 @@
           <w:position w:val="-30"/>
         </w:rPr>
         <w:object w:dxaOrig="2079" w:dyaOrig="720" w14:anchorId="50BF953B">
-          <v:shape id="_x0000_i1041" type="#_x0000_t75" style="width:104.1pt;height:37.05pt" o:ole="">
+          <v:shape id="_x0000_i1041" type="#_x0000_t75" style="width:104pt;height:37pt" o:ole="">
             <v:imagedata r:id="rId40" o:title=""/>
           </v:shape>
-          <o:OLEObject Type="Embed" ProgID="Equation.DSMT4" ShapeID="_x0000_i1041" DrawAspect="Content" ObjectID="_1817235466" r:id="rId41"/>
+          <o:OLEObject Type="Embed" ProgID="Equation.DSMT4" ShapeID="_x0000_i1041" DrawAspect="Content" ObjectID="_1819797908" r:id="rId41"/>
         </w:object>
       </w:r>
     </w:p>
@@ -3113,10 +3054,10 @@
           <w:position w:val="-4"/>
         </w:rPr>
         <w:object w:dxaOrig="200" w:dyaOrig="220" w14:anchorId="43C2BF27">
-          <v:shape id="_x0000_i1042" type="#_x0000_t75" style="width:11.4pt;height:11.4pt" o:ole="">
+          <v:shape id="_x0000_i1042" type="#_x0000_t75" style="width:12pt;height:12pt" o:ole="">
             <v:imagedata r:id="rId42" o:title=""/>
           </v:shape>
-          <o:OLEObject Type="Embed" ProgID="Equation.DSMT4" ShapeID="_x0000_i1042" DrawAspect="Content" ObjectID="_1817235467" r:id="rId43"/>
+          <o:OLEObject Type="Embed" ProgID="Equation.DSMT4" ShapeID="_x0000_i1042" DrawAspect="Content" ObjectID="_1819797909" r:id="rId43"/>
         </w:object>
       </w:r>
       <w:r>
@@ -3130,10 +3071,10 @@
           <w:position w:val="-10"/>
         </w:rPr>
         <w:object w:dxaOrig="200" w:dyaOrig="260" w14:anchorId="6F657CB9">
-          <v:shape id="_x0000_i1043" type="#_x0000_t75" style="width:11.4pt;height:13.55pt" o:ole="">
+          <v:shape id="_x0000_i1043" type="#_x0000_t75" style="width:12pt;height:13pt" o:ole="">
             <v:imagedata r:id="rId44" o:title=""/>
           </v:shape>
-          <o:OLEObject Type="Embed" ProgID="Equation.DSMT4" ShapeID="_x0000_i1043" DrawAspect="Content" ObjectID="_1817235468" r:id="rId45"/>
+          <o:OLEObject Type="Embed" ProgID="Equation.DSMT4" ShapeID="_x0000_i1043" DrawAspect="Content" ObjectID="_1819797910" r:id="rId45"/>
         </w:object>
       </w:r>
       <w:r>
@@ -3151,10 +3092,10 @@
           <w:position w:val="-12"/>
         </w:rPr>
         <w:object w:dxaOrig="380" w:dyaOrig="360" w14:anchorId="40D65FDB">
-          <v:shape id="_x0000_i1044" type="#_x0000_t75" style="width:18.55pt;height:18.55pt" o:ole="">
+          <v:shape id="_x0000_i1044" type="#_x0000_t75" style="width:19pt;height:19pt" o:ole="">
             <v:imagedata r:id="rId46" o:title=""/>
           </v:shape>
-          <o:OLEObject Type="Embed" ProgID="Equation.DSMT4" ShapeID="_x0000_i1044" DrawAspect="Content" ObjectID="_1817235469" r:id="rId47"/>
+          <o:OLEObject Type="Embed" ProgID="Equation.DSMT4" ShapeID="_x0000_i1044" DrawAspect="Content" ObjectID="_1819797911" r:id="rId47"/>
         </w:object>
       </w:r>
       <w:r>
@@ -3165,10 +3106,10 @@
           <w:position w:val="-12"/>
         </w:rPr>
         <w:object w:dxaOrig="560" w:dyaOrig="360" w14:anchorId="431C789C">
-          <v:shape id="_x0000_i1045" type="#_x0000_t75" style="width:29.95pt;height:18.55pt" o:ole="">
+          <v:shape id="_x0000_i1045" type="#_x0000_t75" style="width:30pt;height:19pt" o:ole="">
             <v:imagedata r:id="rId48" o:title=""/>
           </v:shape>
-          <o:OLEObject Type="Embed" ProgID="Equation.DSMT4" ShapeID="_x0000_i1045" DrawAspect="Content" ObjectID="_1817235470" r:id="rId49"/>
+          <o:OLEObject Type="Embed" ProgID="Equation.DSMT4" ShapeID="_x0000_i1045" DrawAspect="Content" ObjectID="_1819797912" r:id="rId49"/>
         </w:object>
       </w:r>
       <w:r>
@@ -3188,10 +3129,10 @@
           <w:position w:val="-32"/>
         </w:rPr>
         <w:object w:dxaOrig="7860" w:dyaOrig="740" w14:anchorId="1D388358">
-          <v:shape id="_x0000_i1046" type="#_x0000_t75" style="width:394.2pt;height:38.5pt" o:ole="">
+          <v:shape id="_x0000_i1046" type="#_x0000_t75" style="width:394pt;height:39pt" o:ole="">
             <v:imagedata r:id="rId50" o:title=""/>
           </v:shape>
-          <o:OLEObject Type="Embed" ProgID="Equation.DSMT4" ShapeID="_x0000_i1046" DrawAspect="Content" ObjectID="_1817235471" r:id="rId51"/>
+          <o:OLEObject Type="Embed" ProgID="Equation.DSMT4" ShapeID="_x0000_i1046" DrawAspect="Content" ObjectID="_1819797913" r:id="rId51"/>
         </w:object>
       </w:r>
     </w:p>
@@ -3217,10 +3158,10 @@
           <w:position w:val="-6"/>
         </w:rPr>
         <w:object w:dxaOrig="220" w:dyaOrig="220" w14:anchorId="0A646407">
-          <v:shape id="_x0000_i1047" type="#_x0000_t75" style="width:11.4pt;height:11.4pt" o:ole="">
+          <v:shape id="_x0000_i1047" type="#_x0000_t75" style="width:12pt;height:12pt" o:ole="">
             <v:imagedata r:id="rId52" o:title=""/>
           </v:shape>
-          <o:OLEObject Type="Embed" ProgID="Equation.DSMT4" ShapeID="_x0000_i1047" DrawAspect="Content" ObjectID="_1817235472" r:id="rId53"/>
+          <o:OLEObject Type="Embed" ProgID="Equation.DSMT4" ShapeID="_x0000_i1047" DrawAspect="Content" ObjectID="_1819797914" r:id="rId53"/>
         </w:object>
       </w:r>
       <w:r>
@@ -3234,10 +3175,10 @@
           <w:position w:val="-10"/>
         </w:rPr>
         <w:object w:dxaOrig="279" w:dyaOrig="320" w14:anchorId="3FC1927B">
-          <v:shape id="_x0000_i1048" type="#_x0000_t75" style="width:14.95pt;height:16.4pt" o:ole="">
+          <v:shape id="_x0000_i1048" type="#_x0000_t75" style="width:15pt;height:17pt" o:ole="">
             <v:imagedata r:id="rId54" o:title=""/>
           </v:shape>
-          <o:OLEObject Type="Embed" ProgID="Equation.DSMT4" ShapeID="_x0000_i1048" DrawAspect="Content" ObjectID="_1817235473" r:id="rId55"/>
+          <o:OLEObject Type="Embed" ProgID="Equation.DSMT4" ShapeID="_x0000_i1048" DrawAspect="Content" ObjectID="_1819797915" r:id="rId55"/>
         </w:object>
       </w:r>
       <w:r>
@@ -3248,10 +3189,10 @@
           <w:position w:val="-6"/>
         </w:rPr>
         <w:object w:dxaOrig="200" w:dyaOrig="260" w14:anchorId="3D87D682">
-          <v:shape id="_x0000_i1049" type="#_x0000_t75" style="width:11.4pt;height:13.55pt" o:ole="">
+          <v:shape id="_x0000_i1049" type="#_x0000_t75" style="width:12pt;height:13pt" o:ole="">
             <v:imagedata r:id="rId56" o:title=""/>
           </v:shape>
-          <o:OLEObject Type="Embed" ProgID="Equation.DSMT4" ShapeID="_x0000_i1049" DrawAspect="Content" ObjectID="_1817235474" r:id="rId57"/>
+          <o:OLEObject Type="Embed" ProgID="Equation.DSMT4" ShapeID="_x0000_i1049" DrawAspect="Content" ObjectID="_1819797916" r:id="rId57"/>
         </w:object>
       </w:r>
       <w:r>
@@ -3271,10 +3212,10 @@
           <w:position w:val="-10"/>
         </w:rPr>
         <w:object w:dxaOrig="999" w:dyaOrig="320" w14:anchorId="194C1610">
-          <v:shape id="_x0000_i1050" type="#_x0000_t75" style="width:50.6pt;height:16.4pt" o:ole="">
+          <v:shape id="_x0000_i1050" type="#_x0000_t75" style="width:50pt;height:17pt" o:ole="">
             <v:imagedata r:id="rId58" o:title=""/>
           </v:shape>
-          <o:OLEObject Type="Embed" ProgID="Equation.DSMT4" ShapeID="_x0000_i1050" DrawAspect="Content" ObjectID="_1817235475" r:id="rId59"/>
+          <o:OLEObject Type="Embed" ProgID="Equation.DSMT4" ShapeID="_x0000_i1050" DrawAspect="Content" ObjectID="_1819797917" r:id="rId59"/>
         </w:object>
       </w:r>
     </w:p>
@@ -3297,10 +3238,10 @@
           <w:position w:val="-6"/>
         </w:rPr>
         <w:object w:dxaOrig="220" w:dyaOrig="220" w14:anchorId="61EE8F01">
-          <v:shape id="_x0000_i1051" type="#_x0000_t75" style="width:11.4pt;height:11.4pt" o:ole="">
+          <v:shape id="_x0000_i1051" type="#_x0000_t75" style="width:12pt;height:12pt" o:ole="">
             <v:imagedata r:id="rId60" o:title=""/>
           </v:shape>
-          <o:OLEObject Type="Embed" ProgID="Equation.DSMT4" ShapeID="_x0000_i1051" DrawAspect="Content" ObjectID="_1817235476" r:id="rId61"/>
+          <o:OLEObject Type="Embed" ProgID="Equation.DSMT4" ShapeID="_x0000_i1051" DrawAspect="Content" ObjectID="_1819797918" r:id="rId61"/>
         </w:object>
       </w:r>
       <w:r>
@@ -3324,10 +3265,10 @@
           <w:position w:val="-10"/>
         </w:rPr>
         <w:object w:dxaOrig="279" w:dyaOrig="320" w14:anchorId="09EB268F">
-          <v:shape id="_x0000_i1052" type="#_x0000_t75" style="width:14.95pt;height:16.4pt" o:ole="">
+          <v:shape id="_x0000_i1052" type="#_x0000_t75" style="width:15pt;height:17pt" o:ole="">
             <v:imagedata r:id="rId62" o:title=""/>
           </v:shape>
-          <o:OLEObject Type="Embed" ProgID="Equation.DSMT4" ShapeID="_x0000_i1052" DrawAspect="Content" ObjectID="_1817235477" r:id="rId63"/>
+          <o:OLEObject Type="Embed" ProgID="Equation.DSMT4" ShapeID="_x0000_i1052" DrawAspect="Content" ObjectID="_1819797919" r:id="rId63"/>
         </w:object>
       </w:r>
       <w:r>
@@ -3357,10 +3298,10 @@
           <w:position w:val="-32"/>
         </w:rPr>
         <w:object w:dxaOrig="1520" w:dyaOrig="740" w14:anchorId="52E19D77">
-          <v:shape id="_x0000_i1053" type="#_x0000_t75" style="width:77pt;height:38.5pt" o:ole="">
+          <v:shape id="_x0000_i1053" type="#_x0000_t75" style="width:77pt;height:39pt" o:ole="">
             <v:imagedata r:id="rId64" o:title=""/>
           </v:shape>
-          <o:OLEObject Type="Embed" ProgID="Equation.DSMT4" ShapeID="_x0000_i1053" DrawAspect="Content" ObjectID="_1817235478" r:id="rId65"/>
+          <o:OLEObject Type="Embed" ProgID="Equation.DSMT4" ShapeID="_x0000_i1053" DrawAspect="Content" ObjectID="_1819797920" r:id="rId65"/>
         </w:object>
       </w:r>
     </w:p>
@@ -4104,10 +4045,10 @@
           <w:position w:val="-22"/>
         </w:rPr>
         <w:object w:dxaOrig="1260" w:dyaOrig="600" w14:anchorId="014F81E1">
-          <v:shape id="_x0000_i1054" type="#_x0000_t75" style="width:64.85pt;height:29.95pt" o:ole="">
+          <v:shape id="_x0000_i1054" type="#_x0000_t75" style="width:65pt;height:30pt" o:ole="">
             <v:imagedata r:id="rId66" o:title=""/>
           </v:shape>
-          <o:OLEObject Type="Embed" ProgID="Equation.DSMT4" ShapeID="_x0000_i1054" DrawAspect="Content" ObjectID="_1817235479" r:id="rId67"/>
+          <o:OLEObject Type="Embed" ProgID="Equation.DSMT4" ShapeID="_x0000_i1054" DrawAspect="Content" ObjectID="_1819797921" r:id="rId67"/>
         </w:object>
       </w:r>
     </w:p>
@@ -4212,10 +4153,10 @@
           <w:position w:val="-28"/>
         </w:rPr>
         <w:object w:dxaOrig="3920" w:dyaOrig="680" w14:anchorId="5880089B">
-          <v:shape id="_x0000_i1055" type="#_x0000_t75" style="width:197.45pt;height:34.95pt" o:ole="">
+          <v:shape id="_x0000_i1055" type="#_x0000_t75" style="width:198pt;height:35pt" o:ole="">
             <v:imagedata r:id="rId68" o:title=""/>
           </v:shape>
-          <o:OLEObject Type="Embed" ProgID="Equation.DSMT4" ShapeID="_x0000_i1055" DrawAspect="Content" ObjectID="_1817235480" r:id="rId69"/>
+          <o:OLEObject Type="Embed" ProgID="Equation.DSMT4" ShapeID="_x0000_i1055" DrawAspect="Content" ObjectID="_1819797922" r:id="rId69"/>
         </w:object>
       </w:r>
     </w:p>
@@ -4265,10 +4206,10 @@
           <w:position w:val="-10"/>
         </w:rPr>
         <w:object w:dxaOrig="300" w:dyaOrig="320" w14:anchorId="1C7BB50A">
-          <v:shape id="_x0000_i1056" type="#_x0000_t75" style="width:14.95pt;height:16.4pt" o:ole="">
+          <v:shape id="_x0000_i1056" type="#_x0000_t75" style="width:15pt;height:17pt" o:ole="">
             <v:imagedata r:id="rId70" o:title=""/>
           </v:shape>
-          <o:OLEObject Type="Embed" ProgID="Equation.DSMT4" ShapeID="_x0000_i1056" DrawAspect="Content" ObjectID="_1817235481" r:id="rId71"/>
+          <o:OLEObject Type="Embed" ProgID="Equation.DSMT4" ShapeID="_x0000_i1056" DrawAspect="Content" ObjectID="_1819797923" r:id="rId71"/>
         </w:object>
       </w:r>
       <w:r>
@@ -4279,10 +4220,10 @@
           <w:position w:val="-10"/>
         </w:rPr>
         <w:object w:dxaOrig="300" w:dyaOrig="320" w14:anchorId="50DCF708">
-          <v:shape id="_x0000_i1057" type="#_x0000_t75" style="width:17.1pt;height:16.4pt" o:ole="">
+          <v:shape id="_x0000_i1057" type="#_x0000_t75" style="width:17pt;height:17pt" o:ole="">
             <v:imagedata r:id="rId72" o:title=""/>
           </v:shape>
-          <o:OLEObject Type="Embed" ProgID="Equation.DSMT4" ShapeID="_x0000_i1057" DrawAspect="Content" ObjectID="_1817235482" r:id="rId73"/>
+          <o:OLEObject Type="Embed" ProgID="Equation.DSMT4" ShapeID="_x0000_i1057" DrawAspect="Content" ObjectID="_1819797924" r:id="rId73"/>
         </w:object>
       </w:r>
       <w:r>
@@ -4296,10 +4237,10 @@
           <w:position w:val="-10"/>
         </w:rPr>
         <w:object w:dxaOrig="940" w:dyaOrig="320" w14:anchorId="52D5BA1C">
-          <v:shape id="_x0000_i1058" type="#_x0000_t75" style="width:45.6pt;height:16.4pt" o:ole="">
+          <v:shape id="_x0000_i1058" type="#_x0000_t75" style="width:45pt;height:17pt" o:ole="">
             <v:imagedata r:id="rId74" o:title=""/>
           </v:shape>
-          <o:OLEObject Type="Embed" ProgID="Equation.DSMT4" ShapeID="_x0000_i1058" DrawAspect="Content" ObjectID="_1817235483" r:id="rId75"/>
+          <o:OLEObject Type="Embed" ProgID="Equation.DSMT4" ShapeID="_x0000_i1058" DrawAspect="Content" ObjectID="_1819797925" r:id="rId75"/>
         </w:object>
       </w:r>
       <w:r>
@@ -4318,10 +4259,10 @@
           <w:position w:val="-10"/>
         </w:rPr>
         <w:object w:dxaOrig="260" w:dyaOrig="320" w14:anchorId="4A446F52">
-          <v:shape id="_x0000_i1059" type="#_x0000_t75" style="width:13.55pt;height:16.4pt" o:ole="">
+          <v:shape id="_x0000_i1059" type="#_x0000_t75" style="width:13pt;height:17pt" o:ole="">
             <v:imagedata r:id="rId76" o:title=""/>
           </v:shape>
-          <o:OLEObject Type="Embed" ProgID="Equation.DSMT4" ShapeID="_x0000_i1059" DrawAspect="Content" ObjectID="_1817235484" r:id="rId77"/>
+          <o:OLEObject Type="Embed" ProgID="Equation.DSMT4" ShapeID="_x0000_i1059" DrawAspect="Content" ObjectID="_1819797926" r:id="rId77"/>
         </w:object>
       </w:r>
       <w:r>
@@ -4332,10 +4273,10 @@
           <w:position w:val="-10"/>
         </w:rPr>
         <w:object w:dxaOrig="800" w:dyaOrig="320" w14:anchorId="191A83AA">
-          <v:shape id="_x0000_i1060" type="#_x0000_t75" style="width:40.65pt;height:16.4pt" o:ole="">
+          <v:shape id="_x0000_i1060" type="#_x0000_t75" style="width:41pt;height:17pt" o:ole="">
             <v:imagedata r:id="rId78" o:title=""/>
           </v:shape>
-          <o:OLEObject Type="Embed" ProgID="Equation.DSMT4" ShapeID="_x0000_i1060" DrawAspect="Content" ObjectID="_1817235485" r:id="rId79"/>
+          <o:OLEObject Type="Embed" ProgID="Equation.DSMT4" ShapeID="_x0000_i1060" DrawAspect="Content" ObjectID="_1819797927" r:id="rId79"/>
         </w:object>
       </w:r>
       <w:r>
@@ -4357,10 +4298,10 @@
           <w:position w:val="-10"/>
         </w:rPr>
         <w:object w:dxaOrig="260" w:dyaOrig="320" w14:anchorId="1B3FDED9">
-          <v:shape id="_x0000_i1061" type="#_x0000_t75" style="width:13.55pt;height:16.4pt" o:ole="">
+          <v:shape id="_x0000_i1061" type="#_x0000_t75" style="width:13pt;height:17pt" o:ole="">
             <v:imagedata r:id="rId80" o:title=""/>
           </v:shape>
-          <o:OLEObject Type="Embed" ProgID="Equation.DSMT4" ShapeID="_x0000_i1061" DrawAspect="Content" ObjectID="_1817235486" r:id="rId81"/>
+          <o:OLEObject Type="Embed" ProgID="Equation.DSMT4" ShapeID="_x0000_i1061" DrawAspect="Content" ObjectID="_1819797928" r:id="rId81"/>
         </w:object>
       </w:r>
       <w:r>
@@ -4371,10 +4312,10 @@
           <w:position w:val="-10"/>
         </w:rPr>
         <w:object w:dxaOrig="260" w:dyaOrig="320" w14:anchorId="7C54F78E">
-          <v:shape id="_x0000_i1062" type="#_x0000_t75" style="width:13.55pt;height:16.4pt" o:ole="">
+          <v:shape id="_x0000_i1062" type="#_x0000_t75" style="width:13pt;height:17pt" o:ole="">
             <v:imagedata r:id="rId82" o:title=""/>
           </v:shape>
-          <o:OLEObject Type="Embed" ProgID="Equation.DSMT4" ShapeID="_x0000_i1062" DrawAspect="Content" ObjectID="_1817235487" r:id="rId83"/>
+          <o:OLEObject Type="Embed" ProgID="Equation.DSMT4" ShapeID="_x0000_i1062" DrawAspect="Content" ObjectID="_1819797929" r:id="rId83"/>
         </w:object>
       </w:r>
       <w:r>
@@ -4385,10 +4326,10 @@
           <w:position w:val="-10"/>
         </w:rPr>
         <w:object w:dxaOrig="260" w:dyaOrig="320" w14:anchorId="62AA02C9">
-          <v:shape id="_x0000_i1063" type="#_x0000_t75" style="width:13.55pt;height:16.4pt" o:ole="">
+          <v:shape id="_x0000_i1063" type="#_x0000_t75" style="width:13pt;height:17pt" o:ole="">
             <v:imagedata r:id="rId84" o:title=""/>
           </v:shape>
-          <o:OLEObject Type="Embed" ProgID="Equation.DSMT4" ShapeID="_x0000_i1063" DrawAspect="Content" ObjectID="_1817235488" r:id="rId85"/>
+          <o:OLEObject Type="Embed" ProgID="Equation.DSMT4" ShapeID="_x0000_i1063" DrawAspect="Content" ObjectID="_1819797930" r:id="rId85"/>
         </w:object>
       </w:r>
       <w:r>
@@ -4414,10 +4355,10 @@
           <w:position w:val="-10"/>
         </w:rPr>
         <w:object w:dxaOrig="960" w:dyaOrig="320" w14:anchorId="5CD1AAD9">
-          <v:shape id="_x0000_i1064" type="#_x0000_t75" style="width:48.5pt;height:16.4pt" o:ole="">
+          <v:shape id="_x0000_i1064" type="#_x0000_t75" style="width:48pt;height:17pt" o:ole="">
             <v:imagedata r:id="rId86" o:title=""/>
           </v:shape>
-          <o:OLEObject Type="Embed" ProgID="Equation.DSMT4" ShapeID="_x0000_i1064" DrawAspect="Content" ObjectID="_1817235489" r:id="rId87"/>
+          <o:OLEObject Type="Embed" ProgID="Equation.DSMT4" ShapeID="_x0000_i1064" DrawAspect="Content" ObjectID="_1819797931" r:id="rId87"/>
         </w:object>
       </w:r>
       <w:r>
@@ -4428,10 +4369,10 @@
           <w:position w:val="-10"/>
         </w:rPr>
         <w:object w:dxaOrig="940" w:dyaOrig="320" w14:anchorId="72943307">
-          <v:shape id="_x0000_i1065" type="#_x0000_t75" style="width:45.6pt;height:16.4pt" o:ole="">
+          <v:shape id="_x0000_i1065" type="#_x0000_t75" style="width:45pt;height:17pt" o:ole="">
             <v:imagedata r:id="rId88" o:title=""/>
           </v:shape>
-          <o:OLEObject Type="Embed" ProgID="Equation.DSMT4" ShapeID="_x0000_i1065" DrawAspect="Content" ObjectID="_1817235490" r:id="rId89"/>
+          <o:OLEObject Type="Embed" ProgID="Equation.DSMT4" ShapeID="_x0000_i1065" DrawAspect="Content" ObjectID="_1819797932" r:id="rId89"/>
         </w:object>
       </w:r>
       <w:r>
@@ -4442,10 +4383,10 @@
           <w:position w:val="-10"/>
         </w:rPr>
         <w:object w:dxaOrig="900" w:dyaOrig="320" w14:anchorId="3A767879">
-          <v:shape id="_x0000_i1066" type="#_x0000_t75" style="width:45.6pt;height:16.4pt" o:ole="">
+          <v:shape id="_x0000_i1066" type="#_x0000_t75" style="width:45pt;height:17pt" o:ole="">
             <v:imagedata r:id="rId90" o:title=""/>
           </v:shape>
-          <o:OLEObject Type="Embed" ProgID="Equation.DSMT4" ShapeID="_x0000_i1066" DrawAspect="Content" ObjectID="_1817235491" r:id="rId91"/>
+          <o:OLEObject Type="Embed" ProgID="Equation.DSMT4" ShapeID="_x0000_i1066" DrawAspect="Content" ObjectID="_1819797933" r:id="rId91"/>
         </w:object>
       </w:r>
       <w:r>
@@ -4487,10 +4428,10 @@
           <w:position w:val="-10"/>
         </w:rPr>
         <w:object w:dxaOrig="260" w:dyaOrig="320" w14:anchorId="2DD150E5">
-          <v:shape id="_x0000_i1067" type="#_x0000_t75" style="width:13.55pt;height:16.4pt" o:ole="">
+          <v:shape id="_x0000_i1067" type="#_x0000_t75" style="width:13pt;height:17pt" o:ole="">
             <v:imagedata r:id="rId92" o:title=""/>
           </v:shape>
-          <o:OLEObject Type="Embed" ProgID="Equation.DSMT4" ShapeID="_x0000_i1067" DrawAspect="Content" ObjectID="_1817235492" r:id="rId93"/>
+          <o:OLEObject Type="Embed" ProgID="Equation.DSMT4" ShapeID="_x0000_i1067" DrawAspect="Content" ObjectID="_1819797934" r:id="rId93"/>
         </w:object>
       </w:r>
       <w:r>
@@ -4501,10 +4442,10 @@
           <w:position w:val="-10"/>
         </w:rPr>
         <w:object w:dxaOrig="440" w:dyaOrig="360" w14:anchorId="11206C45">
-          <v:shape id="_x0000_i1068" type="#_x0000_t75" style="width:23.5pt;height:18.55pt" o:ole="">
+          <v:shape id="_x0000_i1068" type="#_x0000_t75" style="width:23pt;height:19pt" o:ole="">
             <v:imagedata r:id="rId94" o:title=""/>
           </v:shape>
-          <o:OLEObject Type="Embed" ProgID="Equation.DSMT4" ShapeID="_x0000_i1068" DrawAspect="Content" ObjectID="_1817235493" r:id="rId95"/>
+          <o:OLEObject Type="Embed" ProgID="Equation.DSMT4" ShapeID="_x0000_i1068" DrawAspect="Content" ObjectID="_1819797935" r:id="rId95"/>
         </w:object>
       </w:r>
       <w:r>
@@ -4515,10 +4456,10 @@
           <w:position w:val="-10"/>
         </w:rPr>
         <w:object w:dxaOrig="279" w:dyaOrig="320" w14:anchorId="478D13CC">
-          <v:shape id="_x0000_i1069" type="#_x0000_t75" style="width:14.95pt;height:16.4pt" o:ole="">
+          <v:shape id="_x0000_i1069" type="#_x0000_t75" style="width:15pt;height:17pt" o:ole="">
             <v:imagedata r:id="rId96" o:title=""/>
           </v:shape>
-          <o:OLEObject Type="Embed" ProgID="Equation.DSMT4" ShapeID="_x0000_i1069" DrawAspect="Content" ObjectID="_1817235494" r:id="rId97"/>
+          <o:OLEObject Type="Embed" ProgID="Equation.DSMT4" ShapeID="_x0000_i1069" DrawAspect="Content" ObjectID="_1819797936" r:id="rId97"/>
         </w:object>
       </w:r>
       <w:r>
@@ -4529,10 +4470,10 @@
           <w:position w:val="-10"/>
         </w:rPr>
         <w:object w:dxaOrig="279" w:dyaOrig="320" w14:anchorId="7A614180">
-          <v:shape id="_x0000_i1070" type="#_x0000_t75" style="width:14.95pt;height:16.4pt" o:ole="">
+          <v:shape id="_x0000_i1070" type="#_x0000_t75" style="width:15pt;height:17pt" o:ole="">
             <v:imagedata r:id="rId98" o:title=""/>
           </v:shape>
-          <o:OLEObject Type="Embed" ProgID="Equation.DSMT4" ShapeID="_x0000_i1070" DrawAspect="Content" ObjectID="_1817235495" r:id="rId99"/>
+          <o:OLEObject Type="Embed" ProgID="Equation.DSMT4" ShapeID="_x0000_i1070" DrawAspect="Content" ObjectID="_1819797937" r:id="rId99"/>
         </w:object>
       </w:r>
       <w:r>
@@ -4543,10 +4484,10 @@
           <w:position w:val="-10"/>
         </w:rPr>
         <w:object w:dxaOrig="540" w:dyaOrig="320" w14:anchorId="691EF5D8">
-          <v:shape id="_x0000_i1071" type="#_x0000_t75" style="width:28.5pt;height:16.4pt" o:ole="">
+          <v:shape id="_x0000_i1071" type="#_x0000_t75" style="width:29pt;height:17pt" o:ole="">
             <v:imagedata r:id="rId100" o:title=""/>
           </v:shape>
-          <o:OLEObject Type="Embed" ProgID="Equation.DSMT4" ShapeID="_x0000_i1071" DrawAspect="Content" ObjectID="_1817235496" r:id="rId101"/>
+          <o:OLEObject Type="Embed" ProgID="Equation.DSMT4" ShapeID="_x0000_i1071" DrawAspect="Content" ObjectID="_1819797938" r:id="rId101"/>
         </w:object>
       </w:r>
       <w:r>
@@ -4576,10 +4517,10 @@
           <w:position w:val="-68"/>
         </w:rPr>
         <w:object w:dxaOrig="2659" w:dyaOrig="1480" w14:anchorId="595C4A7C">
-          <v:shape id="_x0000_i1072" type="#_x0000_t75" style="width:117.6pt;height:68.45pt" o:ole="">
+          <v:shape id="_x0000_i1072" type="#_x0000_t75" style="width:118pt;height:69pt" o:ole="">
             <v:imagedata r:id="rId102" o:title=""/>
           </v:shape>
-          <o:OLEObject Type="Embed" ProgID="Equation.DSMT4" ShapeID="_x0000_i1072" DrawAspect="Content" ObjectID="_1817235497" r:id="rId103"/>
+          <o:OLEObject Type="Embed" ProgID="Equation.DSMT4" ShapeID="_x0000_i1072" DrawAspect="Content" ObjectID="_1819797939" r:id="rId103"/>
         </w:object>
       </w:r>
     </w:p>
@@ -4620,10 +4561,10 @@
           <w:position w:val="-10"/>
         </w:rPr>
         <w:object w:dxaOrig="240" w:dyaOrig="320" w14:anchorId="475C48CB">
-          <v:shape id="_x0000_i1073" type="#_x0000_t75" style="width:12.1pt;height:16.4pt" o:ole="">
+          <v:shape id="_x0000_i1073" type="#_x0000_t75" style="width:12pt;height:17pt" o:ole="">
             <v:imagedata r:id="rId104" o:title=""/>
           </v:shape>
-          <o:OLEObject Type="Embed" ProgID="Equation.DSMT4" ShapeID="_x0000_i1073" DrawAspect="Content" ObjectID="_1817235498" r:id="rId105"/>
+          <o:OLEObject Type="Embed" ProgID="Equation.DSMT4" ShapeID="_x0000_i1073" DrawAspect="Content" ObjectID="_1819797940" r:id="rId105"/>
         </w:object>
       </w:r>
       <w:r>
@@ -4634,10 +4575,10 @@
           <w:position w:val="-10"/>
         </w:rPr>
         <w:object w:dxaOrig="440" w:dyaOrig="360" w14:anchorId="126E46F6">
-          <v:shape id="_x0000_i1074" type="#_x0000_t75" style="width:23.5pt;height:18.55pt" o:ole="">
+          <v:shape id="_x0000_i1074" type="#_x0000_t75" style="width:23pt;height:19pt" o:ole="">
             <v:imagedata r:id="rId106" o:title=""/>
           </v:shape>
-          <o:OLEObject Type="Embed" ProgID="Equation.DSMT4" ShapeID="_x0000_i1074" DrawAspect="Content" ObjectID="_1817235499" r:id="rId107"/>
+          <o:OLEObject Type="Embed" ProgID="Equation.DSMT4" ShapeID="_x0000_i1074" DrawAspect="Content" ObjectID="_1819797941" r:id="rId107"/>
         </w:object>
       </w:r>
       <w:r>
@@ -4648,10 +4589,10 @@
           <w:position w:val="-10"/>
         </w:rPr>
         <w:object w:dxaOrig="279" w:dyaOrig="320" w14:anchorId="1614632D">
-          <v:shape id="_x0000_i1075" type="#_x0000_t75" style="width:14.95pt;height:16.4pt" o:ole="">
+          <v:shape id="_x0000_i1075" type="#_x0000_t75" style="width:15pt;height:17pt" o:ole="">
             <v:imagedata r:id="rId108" o:title=""/>
           </v:shape>
-          <o:OLEObject Type="Embed" ProgID="Equation.DSMT4" ShapeID="_x0000_i1075" DrawAspect="Content" ObjectID="_1817235500" r:id="rId109"/>
+          <o:OLEObject Type="Embed" ProgID="Equation.DSMT4" ShapeID="_x0000_i1075" DrawAspect="Content" ObjectID="_1819797942" r:id="rId109"/>
         </w:object>
       </w:r>
       <w:r>
@@ -4662,10 +4603,10 @@
           <w:position w:val="-10"/>
         </w:rPr>
         <w:object w:dxaOrig="279" w:dyaOrig="320" w14:anchorId="6AEE8E31">
-          <v:shape id="_x0000_i1076" type="#_x0000_t75" style="width:14.95pt;height:16.4pt" o:ole="">
+          <v:shape id="_x0000_i1076" type="#_x0000_t75" style="width:15pt;height:17pt" o:ole="">
             <v:imagedata r:id="rId110" o:title=""/>
           </v:shape>
-          <o:OLEObject Type="Embed" ProgID="Equation.DSMT4" ShapeID="_x0000_i1076" DrawAspect="Content" ObjectID="_1817235501" r:id="rId111"/>
+          <o:OLEObject Type="Embed" ProgID="Equation.DSMT4" ShapeID="_x0000_i1076" DrawAspect="Content" ObjectID="_1819797943" r:id="rId111"/>
         </w:object>
       </w:r>
       <w:r>
@@ -4676,10 +4617,10 @@
           <w:position w:val="-10"/>
         </w:rPr>
         <w:object w:dxaOrig="620" w:dyaOrig="320" w14:anchorId="3407C8AC">
-          <v:shape id="_x0000_i1077" type="#_x0000_t75" style="width:31.35pt;height:16.4pt" o:ole="">
+          <v:shape id="_x0000_i1077" type="#_x0000_t75" style="width:31pt;height:17pt" o:ole="">
             <v:imagedata r:id="rId112" o:title=""/>
           </v:shape>
-          <o:OLEObject Type="Embed" ProgID="Equation.DSMT4" ShapeID="_x0000_i1077" DrawAspect="Content" ObjectID="_1817235502" r:id="rId113"/>
+          <o:OLEObject Type="Embed" ProgID="Equation.DSMT4" ShapeID="_x0000_i1077" DrawAspect="Content" ObjectID="_1819797944" r:id="rId113"/>
         </w:object>
       </w:r>
       <w:r>
@@ -4690,10 +4631,10 @@
           <w:position w:val="-10"/>
         </w:rPr>
         <w:object w:dxaOrig="660" w:dyaOrig="320" w14:anchorId="2F3026A4">
-          <v:shape id="_x0000_i1078" type="#_x0000_t75" style="width:34.95pt;height:16.4pt" o:ole="">
+          <v:shape id="_x0000_i1078" type="#_x0000_t75" style="width:35pt;height:17pt" o:ole="">
             <v:imagedata r:id="rId114" o:title=""/>
           </v:shape>
-          <o:OLEObject Type="Embed" ProgID="Equation.DSMT4" ShapeID="_x0000_i1078" DrawAspect="Content" ObjectID="_1817235503" r:id="rId115"/>
+          <o:OLEObject Type="Embed" ProgID="Equation.DSMT4" ShapeID="_x0000_i1078" DrawAspect="Content" ObjectID="_1819797945" r:id="rId115"/>
         </w:object>
       </w:r>
       <w:r>
@@ -4710,10 +4651,10 @@
           <w:position w:val="-76"/>
         </w:rPr>
         <w:object w:dxaOrig="3800" w:dyaOrig="1620" w14:anchorId="3024726F">
-          <v:shape id="_x0000_i1079" type="#_x0000_t75" style="width:168.95pt;height:73.45pt" o:ole="">
+          <v:shape id="_x0000_i1079" type="#_x0000_t75" style="width:169pt;height:74pt" o:ole="">
             <v:imagedata r:id="rId116" o:title=""/>
           </v:shape>
-          <o:OLEObject Type="Embed" ProgID="Equation.DSMT4" ShapeID="_x0000_i1079" DrawAspect="Content" ObjectID="_1817235504" r:id="rId117"/>
+          <o:OLEObject Type="Embed" ProgID="Equation.DSMT4" ShapeID="_x0000_i1079" DrawAspect="Content" ObjectID="_1819797946" r:id="rId117"/>
         </w:object>
       </w:r>
     </w:p>
@@ -4732,10 +4673,10 @@
           <w:position w:val="-12"/>
         </w:rPr>
         <w:object w:dxaOrig="260" w:dyaOrig="360" w14:anchorId="3F59003B">
-          <v:shape id="_x0000_i1080" type="#_x0000_t75" style="width:13.55pt;height:18.55pt" o:ole="">
+          <v:shape id="_x0000_i1080" type="#_x0000_t75" style="width:13pt;height:19pt" o:ole="">
             <v:imagedata r:id="rId118" o:title=""/>
           </v:shape>
-          <o:OLEObject Type="Embed" ProgID="Equation.DSMT4" ShapeID="_x0000_i1080" DrawAspect="Content" ObjectID="_1817235505" r:id="rId119"/>
+          <o:OLEObject Type="Embed" ProgID="Equation.DSMT4" ShapeID="_x0000_i1080" DrawAspect="Content" ObjectID="_1819797947" r:id="rId119"/>
         </w:object>
       </w:r>
       <w:r>
@@ -4746,10 +4687,10 @@
           <w:position w:val="-10"/>
         </w:rPr>
         <w:object w:dxaOrig="480" w:dyaOrig="360" w14:anchorId="35C4FB25">
-          <v:shape id="_x0000_i1081" type="#_x0000_t75" style="width:23.5pt;height:18.55pt" o:ole="">
+          <v:shape id="_x0000_i1081" type="#_x0000_t75" style="width:23pt;height:19pt" o:ole="">
             <v:imagedata r:id="rId120" o:title=""/>
           </v:shape>
-          <o:OLEObject Type="Embed" ProgID="Equation.DSMT4" ShapeID="_x0000_i1081" DrawAspect="Content" ObjectID="_1817235506" r:id="rId121"/>
+          <o:OLEObject Type="Embed" ProgID="Equation.DSMT4" ShapeID="_x0000_i1081" DrawAspect="Content" ObjectID="_1819797948" r:id="rId121"/>
         </w:object>
       </w:r>
       <w:r>
@@ -4760,10 +4701,10 @@
           <w:position w:val="-10"/>
         </w:rPr>
         <w:object w:dxaOrig="300" w:dyaOrig="320" w14:anchorId="77DC112F">
-          <v:shape id="_x0000_i1082" type="#_x0000_t75" style="width:17.1pt;height:16.4pt" o:ole="">
+          <v:shape id="_x0000_i1082" type="#_x0000_t75" style="width:17pt;height:17pt" o:ole="">
             <v:imagedata r:id="rId122" o:title=""/>
           </v:shape>
-          <o:OLEObject Type="Embed" ProgID="Equation.DSMT4" ShapeID="_x0000_i1082" DrawAspect="Content" ObjectID="_1817235507" r:id="rId123"/>
+          <o:OLEObject Type="Embed" ProgID="Equation.DSMT4" ShapeID="_x0000_i1082" DrawAspect="Content" ObjectID="_1819797949" r:id="rId123"/>
         </w:object>
       </w:r>
       <w:r>
@@ -4774,10 +4715,10 @@
           <w:position w:val="-10"/>
         </w:rPr>
         <w:object w:dxaOrig="279" w:dyaOrig="320" w14:anchorId="6DF2D3C2">
-          <v:shape id="_x0000_i1083" type="#_x0000_t75" style="width:14.95pt;height:16.4pt" o:ole="">
+          <v:shape id="_x0000_i1083" type="#_x0000_t75" style="width:15pt;height:17pt" o:ole="">
             <v:imagedata r:id="rId124" o:title=""/>
           </v:shape>
-          <o:OLEObject Type="Embed" ProgID="Equation.DSMT4" ShapeID="_x0000_i1083" DrawAspect="Content" ObjectID="_1817235508" r:id="rId125"/>
+          <o:OLEObject Type="Embed" ProgID="Equation.DSMT4" ShapeID="_x0000_i1083" DrawAspect="Content" ObjectID="_1819797950" r:id="rId125"/>
         </w:object>
       </w:r>
       <w:r>
@@ -4788,10 +4729,10 @@
           <w:position w:val="-10"/>
         </w:rPr>
         <w:object w:dxaOrig="620" w:dyaOrig="320" w14:anchorId="1A53412D">
-          <v:shape id="_x0000_i1084" type="#_x0000_t75" style="width:31.35pt;height:16.4pt" o:ole="">
+          <v:shape id="_x0000_i1084" type="#_x0000_t75" style="width:31pt;height:17pt" o:ole="">
             <v:imagedata r:id="rId126" o:title=""/>
           </v:shape>
-          <o:OLEObject Type="Embed" ProgID="Equation.DSMT4" ShapeID="_x0000_i1084" DrawAspect="Content" ObjectID="_1817235509" r:id="rId127"/>
+          <o:OLEObject Type="Embed" ProgID="Equation.DSMT4" ShapeID="_x0000_i1084" DrawAspect="Content" ObjectID="_1819797951" r:id="rId127"/>
         </w:object>
       </w:r>
       <w:r>
@@ -4802,10 +4743,10 @@
           <w:position w:val="-10"/>
         </w:rPr>
         <w:object w:dxaOrig="660" w:dyaOrig="320" w14:anchorId="4DA30DA6">
-          <v:shape id="_x0000_i1085" type="#_x0000_t75" style="width:34.95pt;height:16.4pt" o:ole="">
+          <v:shape id="_x0000_i1085" type="#_x0000_t75" style="width:35pt;height:17pt" o:ole="">
             <v:imagedata r:id="rId128" o:title=""/>
           </v:shape>
-          <o:OLEObject Type="Embed" ProgID="Equation.DSMT4" ShapeID="_x0000_i1085" DrawAspect="Content" ObjectID="_1817235510" r:id="rId129"/>
+          <o:OLEObject Type="Embed" ProgID="Equation.DSMT4" ShapeID="_x0000_i1085" DrawAspect="Content" ObjectID="_1819797952" r:id="rId129"/>
         </w:object>
       </w:r>
       <w:r>
@@ -4825,10 +4766,10 @@
           <w:position w:val="-68"/>
         </w:rPr>
         <w:object w:dxaOrig="4540" w:dyaOrig="1480" w14:anchorId="4B9F7ACC">
-          <v:shape id="_x0000_i1086" type="#_x0000_t75" style="width:219.55pt;height:70.55pt" o:ole="">
+          <v:shape id="_x0000_i1086" type="#_x0000_t75" style="width:220pt;height:70pt" o:ole="">
             <v:imagedata r:id="rId130" o:title=""/>
           </v:shape>
-          <o:OLEObject Type="Embed" ProgID="Equation.DSMT4" ShapeID="_x0000_i1086" DrawAspect="Content" ObjectID="_1817235511" r:id="rId131"/>
+          <o:OLEObject Type="Embed" ProgID="Equation.DSMT4" ShapeID="_x0000_i1086" DrawAspect="Content" ObjectID="_1819797953" r:id="rId131"/>
         </w:object>
       </w:r>
     </w:p>
@@ -4863,10 +4804,10 @@
           <w:position w:val="-10"/>
         </w:rPr>
         <w:object w:dxaOrig="600" w:dyaOrig="320" w14:anchorId="2B20845F">
-          <v:shape id="_x0000_i1087" type="#_x0000_t75" style="width:29.95pt;height:16.4pt" o:ole="">
+          <v:shape id="_x0000_i1087" type="#_x0000_t75" style="width:30pt;height:17pt" o:ole="">
             <v:imagedata r:id="rId132" o:title=""/>
           </v:shape>
-          <o:OLEObject Type="Embed" ProgID="Equation.DSMT4" ShapeID="_x0000_i1087" DrawAspect="Content" ObjectID="_1817235512" r:id="rId133"/>
+          <o:OLEObject Type="Embed" ProgID="Equation.DSMT4" ShapeID="_x0000_i1087" DrawAspect="Content" ObjectID="_1819797954" r:id="rId133"/>
         </w:object>
       </w:r>
       <w:r>
@@ -4877,10 +4818,10 @@
           <w:position w:val="-10"/>
         </w:rPr>
         <w:object w:dxaOrig="279" w:dyaOrig="320" w14:anchorId="464FF71D">
-          <v:shape id="_x0000_i1088" type="#_x0000_t75" style="width:14.95pt;height:16.4pt" o:ole="">
+          <v:shape id="_x0000_i1088" type="#_x0000_t75" style="width:15pt;height:17pt" o:ole="">
             <v:imagedata r:id="rId134" o:title=""/>
           </v:shape>
-          <o:OLEObject Type="Embed" ProgID="Equation.DSMT4" ShapeID="_x0000_i1088" DrawAspect="Content" ObjectID="_1817235513" r:id="rId135"/>
+          <o:OLEObject Type="Embed" ProgID="Equation.DSMT4" ShapeID="_x0000_i1088" DrawAspect="Content" ObjectID="_1819797955" r:id="rId135"/>
         </w:object>
       </w:r>
       <w:r>
@@ -4900,10 +4841,10 @@
           <w:position w:val="-74"/>
         </w:rPr>
         <w:object w:dxaOrig="2280" w:dyaOrig="1120" w14:anchorId="5B74BF1E">
-          <v:shape id="_x0000_i1089" type="#_x0000_t75" style="width:112.65pt;height:54.9pt" o:ole="">
+          <v:shape id="_x0000_i1089" type="#_x0000_t75" style="width:113pt;height:55pt" o:ole="">
             <v:imagedata r:id="rId136" o:title=""/>
           </v:shape>
-          <o:OLEObject Type="Embed" ProgID="Equation.DSMT4" ShapeID="_x0000_i1089" DrawAspect="Content" ObjectID="_1817235514" r:id="rId137"/>
+          <o:OLEObject Type="Embed" ProgID="Equation.DSMT4" ShapeID="_x0000_i1089" DrawAspect="Content" ObjectID="_1819797956" r:id="rId137"/>
         </w:object>
       </w:r>
     </w:p>
@@ -4960,10 +4901,10 @@
           <w:position w:val="-10"/>
         </w:rPr>
         <w:object w:dxaOrig="400" w:dyaOrig="320" w14:anchorId="585100FE">
-          <v:shape id="_x0000_i1090" type="#_x0000_t75" style="width:19.95pt;height:16.4pt" o:ole="">
+          <v:shape id="_x0000_i1090" type="#_x0000_t75" style="width:20pt;height:17pt" o:ole="">
             <v:imagedata r:id="rId138" o:title=""/>
           </v:shape>
-          <o:OLEObject Type="Embed" ProgID="Equation.DSMT4" ShapeID="_x0000_i1090" DrawAspect="Content" ObjectID="_1817235515" r:id="rId139"/>
+          <o:OLEObject Type="Embed" ProgID="Equation.DSMT4" ShapeID="_x0000_i1090" DrawAspect="Content" ObjectID="_1819797957" r:id="rId139"/>
         </w:object>
       </w:r>
       <w:r>
@@ -4977,10 +4918,10 @@
           <w:position w:val="-10"/>
         </w:rPr>
         <w:object w:dxaOrig="300" w:dyaOrig="320" w14:anchorId="2473488B">
-          <v:shape id="_x0000_i1091" type="#_x0000_t75" style="width:17.1pt;height:16.4pt" o:ole="">
+          <v:shape id="_x0000_i1091" type="#_x0000_t75" style="width:17pt;height:17pt" o:ole="">
             <v:imagedata r:id="rId140" o:title=""/>
           </v:shape>
-          <o:OLEObject Type="Embed" ProgID="Equation.DSMT4" ShapeID="_x0000_i1091" DrawAspect="Content" ObjectID="_1817235516" r:id="rId141"/>
+          <o:OLEObject Type="Embed" ProgID="Equation.DSMT4" ShapeID="_x0000_i1091" DrawAspect="Content" ObjectID="_1819797958" r:id="rId141"/>
         </w:object>
       </w:r>
       <w:r>
@@ -4994,10 +4935,10 @@
           <w:position w:val="-10"/>
         </w:rPr>
         <w:object w:dxaOrig="279" w:dyaOrig="320" w14:anchorId="5CDF96C9">
-          <v:shape id="_x0000_i1092" type="#_x0000_t75" style="width:14.95pt;height:16.4pt" o:ole="">
+          <v:shape id="_x0000_i1092" type="#_x0000_t75" style="width:15pt;height:17pt" o:ole="">
             <v:imagedata r:id="rId142" o:title=""/>
           </v:shape>
-          <o:OLEObject Type="Embed" ProgID="Equation.DSMT4" ShapeID="_x0000_i1092" DrawAspect="Content" ObjectID="_1817235517" r:id="rId143"/>
+          <o:OLEObject Type="Embed" ProgID="Equation.DSMT4" ShapeID="_x0000_i1092" DrawAspect="Content" ObjectID="_1819797959" r:id="rId143"/>
         </w:object>
       </w:r>
       <w:r>
@@ -5011,10 +4952,10 @@
           <w:position w:val="-10"/>
         </w:rPr>
         <w:object w:dxaOrig="560" w:dyaOrig="320" w14:anchorId="73A368C5">
-          <v:shape id="_x0000_i1093" type="#_x0000_t75" style="width:28.5pt;height:16.4pt" o:ole="">
+          <v:shape id="_x0000_i1093" type="#_x0000_t75" style="width:29pt;height:17pt" o:ole="">
             <v:imagedata r:id="rId144" o:title=""/>
           </v:shape>
-          <o:OLEObject Type="Embed" ProgID="Equation.DSMT4" ShapeID="_x0000_i1093" DrawAspect="Content" ObjectID="_1817235518" r:id="rId145"/>
+          <o:OLEObject Type="Embed" ProgID="Equation.DSMT4" ShapeID="_x0000_i1093" DrawAspect="Content" ObjectID="_1819797960" r:id="rId145"/>
         </w:object>
       </w:r>
       <w:r>
@@ -5028,10 +4969,10 @@
           <w:position w:val="-10"/>
         </w:rPr>
         <w:object w:dxaOrig="600" w:dyaOrig="320" w14:anchorId="08807E8A">
-          <v:shape id="_x0000_i1094" type="#_x0000_t75" style="width:29.95pt;height:16.4pt" o:ole="">
+          <v:shape id="_x0000_i1094" type="#_x0000_t75" style="width:30pt;height:17pt" o:ole="">
             <v:imagedata r:id="rId146" o:title=""/>
           </v:shape>
-          <o:OLEObject Type="Embed" ProgID="Equation.DSMT4" ShapeID="_x0000_i1094" DrawAspect="Content" ObjectID="_1817235519" r:id="rId147"/>
+          <o:OLEObject Type="Embed" ProgID="Equation.DSMT4" ShapeID="_x0000_i1094" DrawAspect="Content" ObjectID="_1819797961" r:id="rId147"/>
         </w:object>
       </w:r>
       <w:r>
@@ -5042,10 +4983,10 @@
           <w:position w:val="-10"/>
         </w:rPr>
         <w:object w:dxaOrig="279" w:dyaOrig="320" w14:anchorId="1E342AE7">
-          <v:shape id="_x0000_i1095" type="#_x0000_t75" style="width:14.95pt;height:16.4pt" o:ole="">
+          <v:shape id="_x0000_i1095" type="#_x0000_t75" style="width:15pt;height:17pt" o:ole="">
             <v:imagedata r:id="rId148" o:title=""/>
           </v:shape>
-          <o:OLEObject Type="Embed" ProgID="Equation.DSMT4" ShapeID="_x0000_i1095" DrawAspect="Content" ObjectID="_1817235520" r:id="rId149"/>
+          <o:OLEObject Type="Embed" ProgID="Equation.DSMT4" ShapeID="_x0000_i1095" DrawAspect="Content" ObjectID="_1819797962" r:id="rId149"/>
         </w:object>
       </w:r>
       <w:r>
@@ -5065,10 +5006,10 @@
           <w:position w:val="-74"/>
         </w:rPr>
         <w:object w:dxaOrig="2299" w:dyaOrig="1120" w14:anchorId="59200A77">
-          <v:shape id="_x0000_i1096" type="#_x0000_t75" style="width:115.5pt;height:54.9pt" o:ole="">
+          <v:shape id="_x0000_i1096" type="#_x0000_t75" style="width:116pt;height:55pt" o:ole="">
             <v:imagedata r:id="rId150" o:title=""/>
           </v:shape>
-          <o:OLEObject Type="Embed" ProgID="Equation.DSMT4" ShapeID="_x0000_i1096" DrawAspect="Content" ObjectID="_1817235521" r:id="rId151"/>
+          <o:OLEObject Type="Embed" ProgID="Equation.DSMT4" ShapeID="_x0000_i1096" DrawAspect="Content" ObjectID="_1819797963" r:id="rId151"/>
         </w:object>
       </w:r>
     </w:p>
@@ -5157,10 +5098,10 @@
           <w:position w:val="-32"/>
         </w:rPr>
         <w:object w:dxaOrig="5520" w:dyaOrig="940" w14:anchorId="3819DCCC">
-          <v:shape id="_x0000_i1097" type="#_x0000_t75" style="width:275.9pt;height:48.5pt" o:ole="">
+          <v:shape id="_x0000_i1097" type="#_x0000_t75" style="width:276pt;height:49pt" o:ole="">
             <v:imagedata r:id="rId152" o:title=""/>
           </v:shape>
-          <o:OLEObject Type="Embed" ProgID="Equation.DSMT4" ShapeID="_x0000_i1097" DrawAspect="Content" ObjectID="_1817235522" r:id="rId153"/>
+          <o:OLEObject Type="Embed" ProgID="Equation.DSMT4" ShapeID="_x0000_i1097" DrawAspect="Content" ObjectID="_1819797964" r:id="rId153"/>
         </w:object>
       </w:r>
     </w:p>
@@ -5544,10 +5485,10 @@
                 <w14:ligatures w14:val="standardContextual"/>
               </w:rPr>
               <w:object w:dxaOrig="260" w:dyaOrig="320" w14:anchorId="25CCB90E">
-                <v:shape id="_x0000_i1098" type="#_x0000_t75" style="width:13.55pt;height:16.4pt" o:ole="">
+                <v:shape id="_x0000_i1098" type="#_x0000_t75" style="width:13pt;height:17pt" o:ole="">
                   <v:imagedata r:id="rId154" o:title=""/>
                 </v:shape>
-                <o:OLEObject Type="Embed" ProgID="Equation.DSMT4" ShapeID="_x0000_i1098" DrawAspect="Content" ObjectID="_1817235523" r:id="rId155"/>
+                <o:OLEObject Type="Embed" ProgID="Equation.DSMT4" ShapeID="_x0000_i1098" DrawAspect="Content" ObjectID="_1819797965" r:id="rId155"/>
               </w:object>
             </w:r>
           </w:p>
@@ -5624,10 +5565,10 @@
                 <w14:ligatures w14:val="standardContextual"/>
               </w:rPr>
               <w:object w:dxaOrig="300" w:dyaOrig="360" w14:anchorId="39E421DB">
-                <v:shape id="_x0000_i1099" type="#_x0000_t75" style="width:16.4pt;height:18.55pt" o:ole="">
+                <v:shape id="_x0000_i1099" type="#_x0000_t75" style="width:17pt;height:19pt" o:ole="">
                   <v:imagedata r:id="rId156" o:title=""/>
                 </v:shape>
-                <o:OLEObject Type="Embed" ProgID="Equation.DSMT4" ShapeID="_x0000_i1099" DrawAspect="Content" ObjectID="_1817235524" r:id="rId157"/>
+                <o:OLEObject Type="Embed" ProgID="Equation.DSMT4" ShapeID="_x0000_i1099" DrawAspect="Content" ObjectID="_1819797966" r:id="rId157"/>
               </w:object>
             </w:r>
           </w:p>
@@ -5705,10 +5646,10 @@
                 <w14:ligatures w14:val="standardContextual"/>
               </w:rPr>
               <w:object w:dxaOrig="260" w:dyaOrig="320" w14:anchorId="7FF3AB3E">
-                <v:shape id="_x0000_i1100" type="#_x0000_t75" style="width:13.55pt;height:16.4pt" o:ole="">
+                <v:shape id="_x0000_i1100" type="#_x0000_t75" style="width:13pt;height:17pt" o:ole="">
                   <v:imagedata r:id="rId158" o:title=""/>
                 </v:shape>
-                <o:OLEObject Type="Embed" ProgID="Equation.DSMT4" ShapeID="_x0000_i1100" DrawAspect="Content" ObjectID="_1817235525" r:id="rId159"/>
+                <o:OLEObject Type="Embed" ProgID="Equation.DSMT4" ShapeID="_x0000_i1100" DrawAspect="Content" ObjectID="_1819797967" r:id="rId159"/>
               </w:object>
             </w:r>
           </w:p>
@@ -5785,10 +5726,10 @@
                 <w14:ligatures w14:val="standardContextual"/>
               </w:rPr>
               <w:object w:dxaOrig="320" w:dyaOrig="360" w14:anchorId="41FD5DD0">
-                <v:shape id="_x0000_i1101" type="#_x0000_t75" style="width:16.4pt;height:18.55pt" o:ole="">
+                <v:shape id="_x0000_i1101" type="#_x0000_t75" style="width:17pt;height:19pt" o:ole="">
                   <v:imagedata r:id="rId160" o:title=""/>
                 </v:shape>
-                <o:OLEObject Type="Embed" ProgID="Equation.DSMT4" ShapeID="_x0000_i1101" DrawAspect="Content" ObjectID="_1817235526" r:id="rId161"/>
+                <o:OLEObject Type="Embed" ProgID="Equation.DSMT4" ShapeID="_x0000_i1101" DrawAspect="Content" ObjectID="_1819797968" r:id="rId161"/>
               </w:object>
             </w:r>
           </w:p>
@@ -5866,10 +5807,10 @@
                 <w14:ligatures w14:val="standardContextual"/>
               </w:rPr>
               <w:object w:dxaOrig="279" w:dyaOrig="320" w14:anchorId="3004CACE">
-                <v:shape id="_x0000_i1102" type="#_x0000_t75" style="width:13.55pt;height:16.4pt" o:ole="">
+                <v:shape id="_x0000_i1102" type="#_x0000_t75" style="width:14pt;height:17pt" o:ole="">
                   <v:imagedata r:id="rId162" o:title=""/>
                 </v:shape>
-                <o:OLEObject Type="Embed" ProgID="Equation.DSMT4" ShapeID="_x0000_i1102" DrawAspect="Content" ObjectID="_1817235527" r:id="rId163"/>
+                <o:OLEObject Type="Embed" ProgID="Equation.DSMT4" ShapeID="_x0000_i1102" DrawAspect="Content" ObjectID="_1819797969" r:id="rId163"/>
               </w:object>
             </w:r>
           </w:p>
@@ -5996,10 +5937,10 @@
                 <w14:ligatures w14:val="standardContextual"/>
               </w:rPr>
               <w:object w:dxaOrig="300" w:dyaOrig="360" w14:anchorId="42E51D4C">
-                <v:shape id="_x0000_i1103" type="#_x0000_t75" style="width:16.4pt;height:18.55pt" o:ole="">
+                <v:shape id="_x0000_i1103" type="#_x0000_t75" style="width:17pt;height:19pt" o:ole="">
                   <v:imagedata r:id="rId164" o:title=""/>
                 </v:shape>
-                <o:OLEObject Type="Embed" ProgID="Equation.DSMT4" ShapeID="_x0000_i1103" DrawAspect="Content" ObjectID="_1817235528" r:id="rId165"/>
+                <o:OLEObject Type="Embed" ProgID="Equation.DSMT4" ShapeID="_x0000_i1103" DrawAspect="Content" ObjectID="_1819797970" r:id="rId165"/>
               </w:object>
             </w:r>
           </w:p>
@@ -6129,10 +6070,10 @@
                 <w14:ligatures w14:val="standardContextual"/>
               </w:rPr>
               <w:object w:dxaOrig="220" w:dyaOrig="260" w14:anchorId="6AA1CBFE">
-                <v:shape id="_x0000_i1104" type="#_x0000_t75" style="width:11.4pt;height:13.55pt" o:ole="">
+                <v:shape id="_x0000_i1104" type="#_x0000_t75" style="width:12pt;height:13pt" o:ole="">
                   <v:imagedata r:id="rId166" o:title=""/>
                 </v:shape>
-                <o:OLEObject Type="Embed" ProgID="Equation.DSMT4" ShapeID="_x0000_i1104" DrawAspect="Content" ObjectID="_1817235529" r:id="rId167"/>
+                <o:OLEObject Type="Embed" ProgID="Equation.DSMT4" ShapeID="_x0000_i1104" DrawAspect="Content" ObjectID="_1819797971" r:id="rId167"/>
               </w:object>
             </w:r>
           </w:p>
@@ -6209,10 +6150,10 @@
                 <w14:ligatures w14:val="standardContextual"/>
               </w:rPr>
               <w:object w:dxaOrig="260" w:dyaOrig="360" w14:anchorId="5C1BB1E1">
-                <v:shape id="_x0000_i1105" type="#_x0000_t75" style="width:13.55pt;height:18.55pt" o:ole="">
+                <v:shape id="_x0000_i1105" type="#_x0000_t75" style="width:13pt;height:19pt" o:ole="">
                   <v:imagedata r:id="rId168" o:title=""/>
                 </v:shape>
-                <o:OLEObject Type="Embed" ProgID="Equation.DSMT4" ShapeID="_x0000_i1105" DrawAspect="Content" ObjectID="_1817235530" r:id="rId169"/>
+                <o:OLEObject Type="Embed" ProgID="Equation.DSMT4" ShapeID="_x0000_i1105" DrawAspect="Content" ObjectID="_1819797972" r:id="rId169"/>
               </w:object>
             </w:r>
           </w:p>
@@ -6290,10 +6231,10 @@
                 <w14:ligatures w14:val="standardContextual"/>
               </w:rPr>
               <w:object w:dxaOrig="300" w:dyaOrig="300" w14:anchorId="2D83E014">
-                <v:shape id="_x0000_i1106" type="#_x0000_t75" style="width:16.4pt;height:16.4pt" o:ole="">
+                <v:shape id="_x0000_i1106" type="#_x0000_t75" style="width:17pt;height:17pt" o:ole="">
                   <v:imagedata r:id="rId170" o:title=""/>
                 </v:shape>
-                <o:OLEObject Type="Embed" ProgID="Equation.DSMT4" ShapeID="_x0000_i1106" DrawAspect="Content" ObjectID="_1817235531" r:id="rId171"/>
+                <o:OLEObject Type="Embed" ProgID="Equation.DSMT4" ShapeID="_x0000_i1106" DrawAspect="Content" ObjectID="_1819797973" r:id="rId171"/>
               </w:object>
             </w:r>
           </w:p>
@@ -6424,10 +6365,10 @@
                 <w14:ligatures w14:val="standardContextual"/>
               </w:rPr>
               <w:object w:dxaOrig="240" w:dyaOrig="360" w14:anchorId="373822DA">
-                <v:shape id="_x0000_i1107" type="#_x0000_t75" style="width:13.55pt;height:18.55pt" o:ole="">
+                <v:shape id="_x0000_i1107" type="#_x0000_t75" style="width:14pt;height:19pt" o:ole="">
                   <v:imagedata r:id="rId172" o:title=""/>
                 </v:shape>
-                <o:OLEObject Type="Embed" ProgID="Equation.DSMT4" ShapeID="_x0000_i1107" DrawAspect="Content" ObjectID="_1817235532" r:id="rId173"/>
+                <o:OLEObject Type="Embed" ProgID="Equation.DSMT4" ShapeID="_x0000_i1107" DrawAspect="Content" ObjectID="_1819797974" r:id="rId173"/>
               </w:object>
             </w:r>
           </w:p>
@@ -6505,10 +6446,10 @@
                 <w14:ligatures w14:val="standardContextual"/>
               </w:rPr>
               <w:object w:dxaOrig="240" w:dyaOrig="320" w14:anchorId="7F9DD8E3">
-                <v:shape id="_x0000_i1108" type="#_x0000_t75" style="width:13.55pt;height:16.4pt" o:ole="">
+                <v:shape id="_x0000_i1108" type="#_x0000_t75" style="width:14pt;height:17pt" o:ole="">
                   <v:imagedata r:id="rId174" o:title=""/>
                 </v:shape>
-                <o:OLEObject Type="Embed" ProgID="Equation.DSMT4" ShapeID="_x0000_i1108" DrawAspect="Content" ObjectID="_1817235533" r:id="rId175"/>
+                <o:OLEObject Type="Embed" ProgID="Equation.DSMT4" ShapeID="_x0000_i1108" DrawAspect="Content" ObjectID="_1819797975" r:id="rId175"/>
               </w:object>
             </w:r>
           </w:p>
@@ -6587,10 +6528,10 @@
                 <w14:ligatures w14:val="standardContextual"/>
               </w:rPr>
               <w:object w:dxaOrig="300" w:dyaOrig="360" w14:anchorId="6596788B">
-                <v:shape id="_x0000_i1109" type="#_x0000_t75" style="width:16.4pt;height:18.55pt" o:ole="">
+                <v:shape id="_x0000_i1109" type="#_x0000_t75" style="width:17pt;height:19pt" o:ole="">
                   <v:imagedata r:id="rId176" o:title=""/>
                 </v:shape>
-                <o:OLEObject Type="Embed" ProgID="Equation.DSMT4" ShapeID="_x0000_i1109" DrawAspect="Content" ObjectID="_1817235534" r:id="rId177"/>
+                <o:OLEObject Type="Embed" ProgID="Equation.DSMT4" ShapeID="_x0000_i1109" DrawAspect="Content" ObjectID="_1819797976" r:id="rId177"/>
               </w:object>
             </w:r>
           </w:p>
@@ -6668,10 +6609,10 @@
                 <w14:ligatures w14:val="standardContextual"/>
               </w:rPr>
               <w:object w:dxaOrig="279" w:dyaOrig="320" w14:anchorId="589B64E8">
-                <v:shape id="_x0000_i1110" type="#_x0000_t75" style="width:13.55pt;height:16.4pt" o:ole="">
+                <v:shape id="_x0000_i1110" type="#_x0000_t75" style="width:14pt;height:17pt" o:ole="">
                   <v:imagedata r:id="rId178" o:title=""/>
                 </v:shape>
-                <o:OLEObject Type="Embed" ProgID="Equation.DSMT4" ShapeID="_x0000_i1110" DrawAspect="Content" ObjectID="_1817235535" r:id="rId179"/>
+                <o:OLEObject Type="Embed" ProgID="Equation.DSMT4" ShapeID="_x0000_i1110" DrawAspect="Content" ObjectID="_1819797977" r:id="rId179"/>
               </w:object>
             </w:r>
           </w:p>
@@ -6745,10 +6686,10 @@
                 <w14:ligatures w14:val="standardContextual"/>
               </w:rPr>
               <w:object w:dxaOrig="300" w:dyaOrig="360" w14:anchorId="5C7AEE26">
-                <v:shape id="_x0000_i1111" type="#_x0000_t75" style="width:16.4pt;height:18.55pt" o:ole="">
+                <v:shape id="_x0000_i1111" type="#_x0000_t75" style="width:17pt;height:19pt" o:ole="">
                   <v:imagedata r:id="rId180" o:title=""/>
                 </v:shape>
-                <o:OLEObject Type="Embed" ProgID="Equation.DSMT4" ShapeID="_x0000_i1111" DrawAspect="Content" ObjectID="_1817235536" r:id="rId181"/>
+                <o:OLEObject Type="Embed" ProgID="Equation.DSMT4" ShapeID="_x0000_i1111" DrawAspect="Content" ObjectID="_1819797978" r:id="rId181"/>
               </w:object>
             </w:r>
           </w:p>
@@ -6826,10 +6767,10 @@
                 <w14:ligatures w14:val="standardContextual"/>
               </w:rPr>
               <w:object w:dxaOrig="240" w:dyaOrig="320" w14:anchorId="730F07C9">
-                <v:shape id="_x0000_i1112" type="#_x0000_t75" style="width:13.55pt;height:16.4pt" o:ole="">
+                <v:shape id="_x0000_i1112" type="#_x0000_t75" style="width:14pt;height:17pt" o:ole="">
                   <v:imagedata r:id="rId182" o:title=""/>
                 </v:shape>
-                <o:OLEObject Type="Embed" ProgID="Equation.DSMT4" ShapeID="_x0000_i1112" DrawAspect="Content" ObjectID="_1817235537" r:id="rId183"/>
+                <o:OLEObject Type="Embed" ProgID="Equation.DSMT4" ShapeID="_x0000_i1112" DrawAspect="Content" ObjectID="_1819797979" r:id="rId183"/>
               </w:object>
             </w:r>
           </w:p>
@@ -6901,10 +6842,10 @@
                 <w14:ligatures w14:val="standardContextual"/>
               </w:rPr>
               <w:object w:dxaOrig="420" w:dyaOrig="360" w14:anchorId="22AA9E03">
-                <v:shape id="_x0000_i1113" type="#_x0000_t75" style="width:22.1pt;height:18.55pt" o:ole="">
+                <v:shape id="_x0000_i1113" type="#_x0000_t75" style="width:22pt;height:19pt" o:ole="">
                   <v:imagedata r:id="rId184" o:title=""/>
                 </v:shape>
-                <o:OLEObject Type="Embed" ProgID="Equation.DSMT4" ShapeID="_x0000_i1113" DrawAspect="Content" ObjectID="_1817235538" r:id="rId185"/>
+                <o:OLEObject Type="Embed" ProgID="Equation.DSMT4" ShapeID="_x0000_i1113" DrawAspect="Content" ObjectID="_1819797980" r:id="rId185"/>
               </w:object>
             </w:r>
           </w:p>
@@ -7029,10 +6970,10 @@
                 <w14:ligatures w14:val="standardContextual"/>
               </w:rPr>
               <w:object w:dxaOrig="240" w:dyaOrig="360" w14:anchorId="067C9376">
-                <v:shape id="_x0000_i1114" type="#_x0000_t75" style="width:13.55pt;height:18.55pt" o:ole="">
+                <v:shape id="_x0000_i1114" type="#_x0000_t75" style="width:14pt;height:19pt" o:ole="">
                   <v:imagedata r:id="rId186" o:title=""/>
                 </v:shape>
-                <o:OLEObject Type="Embed" ProgID="Equation.DSMT4" ShapeID="_x0000_i1114" DrawAspect="Content" ObjectID="_1817235539" r:id="rId187"/>
+                <o:OLEObject Type="Embed" ProgID="Equation.DSMT4" ShapeID="_x0000_i1114" DrawAspect="Content" ObjectID="_1819797981" r:id="rId187"/>
               </w:object>
             </w:r>
           </w:p>
@@ -7105,10 +7046,10 @@
                 <w14:ligatures w14:val="standardContextual"/>
               </w:rPr>
               <w:object w:dxaOrig="240" w:dyaOrig="320" w14:anchorId="7431DC72">
-                <v:shape id="_x0000_i1115" type="#_x0000_t75" style="width:13.55pt;height:16.4pt" o:ole="">
+                <v:shape id="_x0000_i1115" type="#_x0000_t75" style="width:14pt;height:17pt" o:ole="">
                   <v:imagedata r:id="rId188" o:title=""/>
                 </v:shape>
-                <o:OLEObject Type="Embed" ProgID="Equation.DSMT4" ShapeID="_x0000_i1115" DrawAspect="Content" ObjectID="_1817235540" r:id="rId189"/>
+                <o:OLEObject Type="Embed" ProgID="Equation.DSMT4" ShapeID="_x0000_i1115" DrawAspect="Content" ObjectID="_1819797982" r:id="rId189"/>
               </w:object>
             </w:r>
           </w:p>
@@ -7186,10 +7127,10 @@
                 <w14:ligatures w14:val="standardContextual"/>
               </w:rPr>
               <w:object w:dxaOrig="380" w:dyaOrig="360" w14:anchorId="37E305AA">
-                <v:shape id="_x0000_i1116" type="#_x0000_t75" style="width:18.55pt;height:18.55pt" o:ole="">
+                <v:shape id="_x0000_i1116" type="#_x0000_t75" style="width:19pt;height:19pt" o:ole="">
                   <v:imagedata r:id="rId190" o:title=""/>
                 </v:shape>
-                <o:OLEObject Type="Embed" ProgID="Equation.DSMT4" ShapeID="_x0000_i1116" DrawAspect="Content" ObjectID="_1817235541" r:id="rId191"/>
+                <o:OLEObject Type="Embed" ProgID="Equation.DSMT4" ShapeID="_x0000_i1116" DrawAspect="Content" ObjectID="_1819797983" r:id="rId191"/>
               </w:object>
             </w:r>
           </w:p>
@@ -7267,10 +7208,10 @@
                 <w14:ligatures w14:val="standardContextual"/>
               </w:rPr>
               <w:object w:dxaOrig="279" w:dyaOrig="320" w14:anchorId="1B5D152A">
-                <v:shape id="_x0000_i1117" type="#_x0000_t75" style="width:13.55pt;height:16.4pt" o:ole="">
+                <v:shape id="_x0000_i1117" type="#_x0000_t75" style="width:14pt;height:17pt" o:ole="">
                   <v:imagedata r:id="rId192" o:title=""/>
                 </v:shape>
-                <o:OLEObject Type="Embed" ProgID="Equation.DSMT4" ShapeID="_x0000_i1117" DrawAspect="Content" ObjectID="_1817235542" r:id="rId193"/>
+                <o:OLEObject Type="Embed" ProgID="Equation.DSMT4" ShapeID="_x0000_i1117" DrawAspect="Content" ObjectID="_1819797984" r:id="rId193"/>
               </w:object>
             </w:r>
           </w:p>
@@ -7348,10 +7289,10 @@
                 <w14:ligatures w14:val="standardContextual"/>
               </w:rPr>
               <w:object w:dxaOrig="320" w:dyaOrig="360" w14:anchorId="5D01ADE5">
-                <v:shape id="_x0000_i1118" type="#_x0000_t75" style="width:16.4pt;height:18.55pt" o:ole="">
+                <v:shape id="_x0000_i1118" type="#_x0000_t75" style="width:17pt;height:19pt" o:ole="">
                   <v:imagedata r:id="rId194" o:title=""/>
                 </v:shape>
-                <o:OLEObject Type="Embed" ProgID="Equation.DSMT4" ShapeID="_x0000_i1118" DrawAspect="Content" ObjectID="_1817235543" r:id="rId195"/>
+                <o:OLEObject Type="Embed" ProgID="Equation.DSMT4" ShapeID="_x0000_i1118" DrawAspect="Content" ObjectID="_1819797985" r:id="rId195"/>
               </w:object>
             </w:r>
           </w:p>
@@ -7429,10 +7370,10 @@
                 <w14:ligatures w14:val="standardContextual"/>
               </w:rPr>
               <w:object w:dxaOrig="260" w:dyaOrig="320" w14:anchorId="24790887">
-                <v:shape id="_x0000_i1119" type="#_x0000_t75" style="width:13.55pt;height:16.4pt" o:ole="">
+                <v:shape id="_x0000_i1119" type="#_x0000_t75" style="width:13pt;height:17pt" o:ole="">
                   <v:imagedata r:id="rId196" o:title=""/>
                 </v:shape>
-                <o:OLEObject Type="Embed" ProgID="Equation.DSMT4" ShapeID="_x0000_i1119" DrawAspect="Content" ObjectID="_1817235544" r:id="rId197"/>
+                <o:OLEObject Type="Embed" ProgID="Equation.DSMT4" ShapeID="_x0000_i1119" DrawAspect="Content" ObjectID="_1819797986" r:id="rId197"/>
               </w:object>
             </w:r>
           </w:p>
@@ -7511,10 +7452,10 @@
                 <w14:ligatures w14:val="standardContextual"/>
               </w:rPr>
               <w:object w:dxaOrig="360" w:dyaOrig="360" w14:anchorId="5248F0D1">
-                <v:shape id="_x0000_i1120" type="#_x0000_t75" style="width:18.55pt;height:18.55pt" o:ole="">
+                <v:shape id="_x0000_i1120" type="#_x0000_t75" style="width:19pt;height:19pt" o:ole="">
                   <v:imagedata r:id="rId198" o:title=""/>
                 </v:shape>
-                <o:OLEObject Type="Embed" ProgID="Equation.DSMT4" ShapeID="_x0000_i1120" DrawAspect="Content" ObjectID="_1817235545" r:id="rId199"/>
+                <o:OLEObject Type="Embed" ProgID="Equation.DSMT4" ShapeID="_x0000_i1120" DrawAspect="Content" ObjectID="_1819797987" r:id="rId199"/>
               </w:object>
             </w:r>
           </w:p>
@@ -7640,10 +7581,10 @@
                 <w14:ligatures w14:val="standardContextual"/>
               </w:rPr>
               <w:object w:dxaOrig="240" w:dyaOrig="320" w14:anchorId="534B7098">
-                <v:shape id="_x0000_i1121" type="#_x0000_t75" style="width:13.55pt;height:16.4pt" o:ole="">
+                <v:shape id="_x0000_i1121" type="#_x0000_t75" style="width:14pt;height:17pt" o:ole="">
                   <v:imagedata r:id="rId200" o:title=""/>
                 </v:shape>
-                <o:OLEObject Type="Embed" ProgID="Equation.DSMT4" ShapeID="_x0000_i1121" DrawAspect="Content" ObjectID="_1817235546" r:id="rId201"/>
+                <o:OLEObject Type="Embed" ProgID="Equation.DSMT4" ShapeID="_x0000_i1121" DrawAspect="Content" ObjectID="_1819797988" r:id="rId201"/>
               </w:object>
             </w:r>
           </w:p>
@@ -7721,10 +7662,10 @@
                 <w14:ligatures w14:val="standardContextual"/>
               </w:rPr>
               <w:object w:dxaOrig="360" w:dyaOrig="360" w14:anchorId="102B5BED">
-                <v:shape id="_x0000_i1122" type="#_x0000_t75" style="width:18.55pt;height:18.55pt" o:ole="">
+                <v:shape id="_x0000_i1122" type="#_x0000_t75" style="width:19pt;height:19pt" o:ole="">
                   <v:imagedata r:id="rId202" o:title=""/>
                 </v:shape>
-                <o:OLEObject Type="Embed" ProgID="Equation.DSMT4" ShapeID="_x0000_i1122" DrawAspect="Content" ObjectID="_1817235547" r:id="rId203"/>
+                <o:OLEObject Type="Embed" ProgID="Equation.DSMT4" ShapeID="_x0000_i1122" DrawAspect="Content" ObjectID="_1819797989" r:id="rId203"/>
               </w:object>
             </w:r>
           </w:p>
@@ -7803,10 +7744,10 @@
                 <w14:ligatures w14:val="standardContextual"/>
               </w:rPr>
               <w:object w:dxaOrig="279" w:dyaOrig="320" w14:anchorId="6A724B5E">
-                <v:shape id="_x0000_i1123" type="#_x0000_t75" style="width:13.55pt;height:16.4pt" o:ole="">
+                <v:shape id="_x0000_i1123" type="#_x0000_t75" style="width:14pt;height:17pt" o:ole="">
                   <v:imagedata r:id="rId204" o:title=""/>
                 </v:shape>
-                <o:OLEObject Type="Embed" ProgID="Equation.DSMT4" ShapeID="_x0000_i1123" DrawAspect="Content" ObjectID="_1817235548" r:id="rId205"/>
+                <o:OLEObject Type="Embed" ProgID="Equation.DSMT4" ShapeID="_x0000_i1123" DrawAspect="Content" ObjectID="_1819797990" r:id="rId205"/>
               </w:object>
             </w:r>
           </w:p>
@@ -7879,10 +7820,10 @@
                 <w14:ligatures w14:val="standardContextual"/>
               </w:rPr>
               <w:object w:dxaOrig="320" w:dyaOrig="360" w14:anchorId="3DC23ECC">
-                <v:shape id="_x0000_i1124" type="#_x0000_t75" style="width:16.4pt;height:18.55pt" o:ole="">
+                <v:shape id="_x0000_i1124" type="#_x0000_t75" style="width:17pt;height:19pt" o:ole="">
                   <v:imagedata r:id="rId206" o:title=""/>
                 </v:shape>
-                <o:OLEObject Type="Embed" ProgID="Equation.DSMT4" ShapeID="_x0000_i1124" DrawAspect="Content" ObjectID="_1817235549" r:id="rId207"/>
+                <o:OLEObject Type="Embed" ProgID="Equation.DSMT4" ShapeID="_x0000_i1124" DrawAspect="Content" ObjectID="_1819797991" r:id="rId207"/>
               </w:object>
             </w:r>
           </w:p>
@@ -7961,10 +7902,10 @@
                 <w14:ligatures w14:val="standardContextual"/>
               </w:rPr>
               <w:object w:dxaOrig="260" w:dyaOrig="320" w14:anchorId="5FEFF64B">
-                <v:shape id="_x0000_i1125" type="#_x0000_t75" style="width:13.55pt;height:16.4pt" o:ole="">
+                <v:shape id="_x0000_i1125" type="#_x0000_t75" style="width:13pt;height:17pt" o:ole="">
                   <v:imagedata r:id="rId208" o:title=""/>
                 </v:shape>
-                <o:OLEObject Type="Embed" ProgID="Equation.DSMT4" ShapeID="_x0000_i1125" DrawAspect="Content" ObjectID="_1817235550" r:id="rId209"/>
+                <o:OLEObject Type="Embed" ProgID="Equation.DSMT4" ShapeID="_x0000_i1125" DrawAspect="Content" ObjectID="_1819797992" r:id="rId209"/>
               </w:object>
             </w:r>
           </w:p>
@@ -8042,10 +7983,10 @@
                 <w14:ligatures w14:val="standardContextual"/>
               </w:rPr>
               <w:object w:dxaOrig="300" w:dyaOrig="360" w14:anchorId="13C88174">
-                <v:shape id="_x0000_i1126" type="#_x0000_t75" style="width:16.4pt;height:18.55pt" o:ole="">
+                <v:shape id="_x0000_i1126" type="#_x0000_t75" style="width:17pt;height:19pt" o:ole="">
                   <v:imagedata r:id="rId210" o:title=""/>
                 </v:shape>
-                <o:OLEObject Type="Embed" ProgID="Equation.DSMT4" ShapeID="_x0000_i1126" DrawAspect="Content" ObjectID="_1817235551" r:id="rId211"/>
+                <o:OLEObject Type="Embed" ProgID="Equation.DSMT4" ShapeID="_x0000_i1126" DrawAspect="Content" ObjectID="_1819797993" r:id="rId211"/>
               </w:object>
             </w:r>
           </w:p>
@@ -8130,10 +8071,10 @@
                 <w14:ligatures w14:val="standardContextual"/>
               </w:rPr>
               <w:object w:dxaOrig="320" w:dyaOrig="320" w14:anchorId="0E1AE954">
-                <v:shape id="_x0000_i1127" type="#_x0000_t75" style="width:16.4pt;height:16.4pt" o:ole="">
+                <v:shape id="_x0000_i1127" type="#_x0000_t75" style="width:17pt;height:17pt" o:ole="">
                   <v:imagedata r:id="rId212" o:title=""/>
                 </v:shape>
-                <o:OLEObject Type="Embed" ProgID="Equation.DSMT4" ShapeID="_x0000_i1127" DrawAspect="Content" ObjectID="_1817235552" r:id="rId213"/>
+                <o:OLEObject Type="Embed" ProgID="Equation.DSMT4" ShapeID="_x0000_i1127" DrawAspect="Content" ObjectID="_1819797994" r:id="rId213"/>
               </w:object>
             </w:r>
           </w:p>
@@ -8206,10 +8147,10 @@
                 <w14:ligatures w14:val="standardContextual"/>
               </w:rPr>
               <w:object w:dxaOrig="300" w:dyaOrig="360" w14:anchorId="3975F91B">
-                <v:shape id="_x0000_i1128" type="#_x0000_t75" style="width:16.4pt;height:18.55pt" o:ole="">
+                <v:shape id="_x0000_i1128" type="#_x0000_t75" style="width:17pt;height:19pt" o:ole="">
                   <v:imagedata r:id="rId214" o:title=""/>
                 </v:shape>
-                <o:OLEObject Type="Embed" ProgID="Equation.DSMT4" ShapeID="_x0000_i1128" DrawAspect="Content" ObjectID="_1817235553" r:id="rId215"/>
+                <o:OLEObject Type="Embed" ProgID="Equation.DSMT4" ShapeID="_x0000_i1128" DrawAspect="Content" ObjectID="_1819797995" r:id="rId215"/>
               </w:object>
             </w:r>
           </w:p>
@@ -8301,6 +8242,7 @@
               <w:rPr>
                 <w:b w:val="0"/>
               </w:rPr>
+              <w:lastRenderedPageBreak/>
               <w:t>Maximum probability due to no immunity</w:t>
             </w:r>
           </w:p>
@@ -8328,10 +8270,10 @@
                 <w14:ligatures w14:val="standardContextual"/>
               </w:rPr>
               <w:object w:dxaOrig="260" w:dyaOrig="320" w14:anchorId="7DE2667C">
-                <v:shape id="_x0000_i1129" type="#_x0000_t75" style="width:13.55pt;height:16.4pt" o:ole="">
+                <v:shape id="_x0000_i1129" type="#_x0000_t75" style="width:13pt;height:17pt" o:ole="">
                   <v:imagedata r:id="rId216" o:title=""/>
                 </v:shape>
-                <o:OLEObject Type="Embed" ProgID="Equation.DSMT4" ShapeID="_x0000_i1129" DrawAspect="Content" ObjectID="_1817235554" r:id="rId217"/>
+                <o:OLEObject Type="Embed" ProgID="Equation.DSMT4" ShapeID="_x0000_i1129" DrawAspect="Content" ObjectID="_1819797996" r:id="rId217"/>
               </w:object>
             </w:r>
           </w:p>
@@ -8372,7 +8314,6 @@
               <w:rPr>
                 <w:b w:val="0"/>
               </w:rPr>
-              <w:lastRenderedPageBreak/>
               <w:t>Maximum relative reduction due to immunity</w:t>
             </w:r>
           </w:p>
@@ -8400,10 +8341,10 @@
                 <w14:ligatures w14:val="standardContextual"/>
               </w:rPr>
               <w:object w:dxaOrig="240" w:dyaOrig="320" w14:anchorId="71828F8A">
-                <v:shape id="_x0000_i1130" type="#_x0000_t75" style="width:13.55pt;height:16.4pt" o:ole="">
+                <v:shape id="_x0000_i1130" type="#_x0000_t75" style="width:14pt;height:17pt" o:ole="">
                   <v:imagedata r:id="rId218" o:title=""/>
                 </v:shape>
-                <o:OLEObject Type="Embed" ProgID="Equation.DSMT4" ShapeID="_x0000_i1130" DrawAspect="Content" ObjectID="_1817235555" r:id="rId219"/>
+                <o:OLEObject Type="Embed" ProgID="Equation.DSMT4" ShapeID="_x0000_i1130" DrawAspect="Content" ObjectID="_1819797997" r:id="rId219"/>
               </w:object>
             </w:r>
           </w:p>
@@ -8473,10 +8414,10 @@
                 <w14:ligatures w14:val="standardContextual"/>
               </w:rPr>
               <w:object w:dxaOrig="300" w:dyaOrig="320" w14:anchorId="38C9A1EF">
-                <v:shape id="_x0000_i1131" type="#_x0000_t75" style="width:16.4pt;height:16.4pt" o:ole="">
+                <v:shape id="_x0000_i1131" type="#_x0000_t75" style="width:17pt;height:17pt" o:ole="">
                   <v:imagedata r:id="rId220" o:title=""/>
                 </v:shape>
-                <o:OLEObject Type="Embed" ProgID="Equation.DSMT4" ShapeID="_x0000_i1131" DrawAspect="Content" ObjectID="_1817235556" r:id="rId221"/>
+                <o:OLEObject Type="Embed" ProgID="Equation.DSMT4" ShapeID="_x0000_i1131" DrawAspect="Content" ObjectID="_1819797998" r:id="rId221"/>
               </w:object>
             </w:r>
           </w:p>
@@ -8547,10 +8488,10 @@
                 <w14:ligatures w14:val="standardContextual"/>
               </w:rPr>
               <w:object w:dxaOrig="279" w:dyaOrig="320" w14:anchorId="2A5630F5">
-                <v:shape id="_x0000_i1132" type="#_x0000_t75" style="width:13.55pt;height:16.4pt" o:ole="">
+                <v:shape id="_x0000_i1132" type="#_x0000_t75" style="width:14pt;height:17pt" o:ole="">
                   <v:imagedata r:id="rId222" o:title=""/>
                 </v:shape>
-                <o:OLEObject Type="Embed" ProgID="Equation.DSMT4" ShapeID="_x0000_i1132" DrawAspect="Content" ObjectID="_1817235557" r:id="rId223"/>
+                <o:OLEObject Type="Embed" ProgID="Equation.DSMT4" ShapeID="_x0000_i1132" DrawAspect="Content" ObjectID="_1819797999" r:id="rId223"/>
               </w:object>
             </w:r>
           </w:p>
@@ -8617,10 +8558,10 @@
                 <w14:ligatures w14:val="standardContextual"/>
               </w:rPr>
               <w:object w:dxaOrig="340" w:dyaOrig="320" w14:anchorId="47A0E665">
-                <v:shape id="_x0000_i1133" type="#_x0000_t75" style="width:16.4pt;height:16.4pt" o:ole="">
+                <v:shape id="_x0000_i1133" type="#_x0000_t75" style="width:17pt;height:17pt" o:ole="">
                   <v:imagedata r:id="rId224" o:title=""/>
                 </v:shape>
-                <o:OLEObject Type="Embed" ProgID="Equation.DSMT4" ShapeID="_x0000_i1133" DrawAspect="Content" ObjectID="_1817235558" r:id="rId225"/>
+                <o:OLEObject Type="Embed" ProgID="Equation.DSMT4" ShapeID="_x0000_i1133" DrawAspect="Content" ObjectID="_1819798000" r:id="rId225"/>
               </w:object>
             </w:r>
           </w:p>
@@ -8688,10 +8629,10 @@
                 <w14:ligatures w14:val="standardContextual"/>
               </w:rPr>
               <w:object w:dxaOrig="260" w:dyaOrig="320" w14:anchorId="02B37DCC">
-                <v:shape id="_x0000_i1134" type="#_x0000_t75" style="width:13.55pt;height:16.4pt" o:ole="">
+                <v:shape id="_x0000_i1134" type="#_x0000_t75" style="width:13pt;height:17pt" o:ole="">
                   <v:imagedata r:id="rId226" o:title=""/>
                 </v:shape>
-                <o:OLEObject Type="Embed" ProgID="Equation.DSMT4" ShapeID="_x0000_i1134" DrawAspect="Content" ObjectID="_1817235559" r:id="rId227"/>
+                <o:OLEObject Type="Embed" ProgID="Equation.DSMT4" ShapeID="_x0000_i1134" DrawAspect="Content" ObjectID="_1819798001" r:id="rId227"/>
               </w:object>
             </w:r>
           </w:p>
@@ -8761,10 +8702,10 @@
                 <w14:ligatures w14:val="standardContextual"/>
               </w:rPr>
               <w:object w:dxaOrig="420" w:dyaOrig="360" w14:anchorId="3AEDAB10">
-                <v:shape id="_x0000_i1135" type="#_x0000_t75" style="width:22.1pt;height:18.55pt" o:ole="">
+                <v:shape id="_x0000_i1135" type="#_x0000_t75" style="width:22pt;height:19pt" o:ole="">
                   <v:imagedata r:id="rId228" o:title=""/>
                 </v:shape>
-                <o:OLEObject Type="Embed" ProgID="Equation.DSMT4" ShapeID="_x0000_i1135" DrawAspect="Content" ObjectID="_1817235560" r:id="rId229"/>
+                <o:OLEObject Type="Embed" ProgID="Equation.DSMT4" ShapeID="_x0000_i1135" DrawAspect="Content" ObjectID="_1819798002" r:id="rId229"/>
               </w:object>
             </w:r>
           </w:p>
@@ -8835,10 +8776,10 @@
                 <w14:ligatures w14:val="standardContextual"/>
               </w:rPr>
               <w:object w:dxaOrig="400" w:dyaOrig="360" w14:anchorId="4AC8683F">
-                <v:shape id="_x0000_i1136" type="#_x0000_t75" style="width:19.95pt;height:18.55pt" o:ole="">
+                <v:shape id="_x0000_i1136" type="#_x0000_t75" style="width:20pt;height:19pt" o:ole="">
                   <v:imagedata r:id="rId230" o:title=""/>
                 </v:shape>
-                <o:OLEObject Type="Embed" ProgID="Equation.DSMT4" ShapeID="_x0000_i1136" DrawAspect="Content" ObjectID="_1817235561" r:id="rId231"/>
+                <o:OLEObject Type="Embed" ProgID="Equation.DSMT4" ShapeID="_x0000_i1136" DrawAspect="Content" ObjectID="_1819798003" r:id="rId231"/>
               </w:object>
             </w:r>
           </w:p>
@@ -8908,10 +8849,10 @@
                 <w14:ligatures w14:val="standardContextual"/>
               </w:rPr>
               <w:object w:dxaOrig="320" w:dyaOrig="320" w14:anchorId="055404CB">
-                <v:shape id="_x0000_i1137" type="#_x0000_t75" style="width:16.4pt;height:16.4pt" o:ole="">
+                <v:shape id="_x0000_i1137" type="#_x0000_t75" style="width:17pt;height:17pt" o:ole="">
                   <v:imagedata r:id="rId232" o:title=""/>
                 </v:shape>
-                <o:OLEObject Type="Embed" ProgID="Equation.DSMT4" ShapeID="_x0000_i1137" DrawAspect="Content" ObjectID="_1817235562" r:id="rId233"/>
+                <o:OLEObject Type="Embed" ProgID="Equation.DSMT4" ShapeID="_x0000_i1137" DrawAspect="Content" ObjectID="_1819798004" r:id="rId233"/>
               </w:object>
             </w:r>
           </w:p>
@@ -8982,10 +8923,10 @@
                 <w14:ligatures w14:val="standardContextual"/>
               </w:rPr>
               <w:object w:dxaOrig="320" w:dyaOrig="320" w14:anchorId="0348934D">
-                <v:shape id="_x0000_i1138" type="#_x0000_t75" style="width:16.4pt;height:16.4pt" o:ole="">
+                <v:shape id="_x0000_i1138" type="#_x0000_t75" style="width:17pt;height:17pt" o:ole="">
                   <v:imagedata r:id="rId234" o:title=""/>
                 </v:shape>
-                <o:OLEObject Type="Embed" ProgID="Equation.DSMT4" ShapeID="_x0000_i1138" DrawAspect="Content" ObjectID="_1817235563" r:id="rId235"/>
+                <o:OLEObject Type="Embed" ProgID="Equation.DSMT4" ShapeID="_x0000_i1138" DrawAspect="Content" ObjectID="_1819798005" r:id="rId235"/>
               </w:object>
             </w:r>
           </w:p>
@@ -9055,10 +8996,10 @@
                 <w14:ligatures w14:val="standardContextual"/>
               </w:rPr>
               <w:object w:dxaOrig="260" w:dyaOrig="320" w14:anchorId="1247A341">
-                <v:shape id="_x0000_i1139" type="#_x0000_t75" style="width:13.55pt;height:16.4pt" o:ole="">
+                <v:shape id="_x0000_i1139" type="#_x0000_t75" style="width:13pt;height:17pt" o:ole="">
                   <v:imagedata r:id="rId236" o:title=""/>
                 </v:shape>
-                <o:OLEObject Type="Embed" ProgID="Equation.DSMT4" ShapeID="_x0000_i1139" DrawAspect="Content" ObjectID="_1817235564" r:id="rId237"/>
+                <o:OLEObject Type="Embed" ProgID="Equation.DSMT4" ShapeID="_x0000_i1139" DrawAspect="Content" ObjectID="_1819798006" r:id="rId237"/>
               </w:object>
             </w:r>
           </w:p>
@@ -9129,10 +9070,10 @@
                 <w14:ligatures w14:val="standardContextual"/>
               </w:rPr>
               <w:object w:dxaOrig="279" w:dyaOrig="320" w14:anchorId="614EA385">
-                <v:shape id="_x0000_i1140" type="#_x0000_t75" style="width:13.55pt;height:16.4pt" o:ole="">
+                <v:shape id="_x0000_i1140" type="#_x0000_t75" style="width:14pt;height:17pt" o:ole="">
                   <v:imagedata r:id="rId238" o:title=""/>
                 </v:shape>
-                <o:OLEObject Type="Embed" ProgID="Equation.DSMT4" ShapeID="_x0000_i1140" DrawAspect="Content" ObjectID="_1817235565" r:id="rId239"/>
+                <o:OLEObject Type="Embed" ProgID="Equation.DSMT4" ShapeID="_x0000_i1140" DrawAspect="Content" ObjectID="_1819798007" r:id="rId239"/>
               </w:object>
             </w:r>
           </w:p>
@@ -9202,10 +9143,10 @@
                 <w14:ligatures w14:val="standardContextual"/>
               </w:rPr>
               <w:object w:dxaOrig="200" w:dyaOrig="220" w14:anchorId="20E40AEC">
-                <v:shape id="_x0000_i1141" type="#_x0000_t75" style="width:11.4pt;height:11.4pt" o:ole="">
+                <v:shape id="_x0000_i1141" type="#_x0000_t75" style="width:12pt;height:12pt" o:ole="">
                   <v:imagedata r:id="rId240" o:title=""/>
                 </v:shape>
-                <o:OLEObject Type="Embed" ProgID="Equation.DSMT4" ShapeID="_x0000_i1141" DrawAspect="Content" ObjectID="_1817235566" r:id="rId241"/>
+                <o:OLEObject Type="Embed" ProgID="Equation.DSMT4" ShapeID="_x0000_i1141" DrawAspect="Content" ObjectID="_1819798008" r:id="rId241"/>
               </w:object>
             </w:r>
           </w:p>
@@ -9330,10 +9271,10 @@
                 <w14:ligatures w14:val="standardContextual"/>
               </w:rPr>
               <w:object w:dxaOrig="260" w:dyaOrig="340" w14:anchorId="6783BEE6">
-                <v:shape id="_x0000_i1142" type="#_x0000_t75" style="width:13.55pt;height:16.4pt" o:ole="">
+                <v:shape id="_x0000_i1142" type="#_x0000_t75" style="width:13pt;height:17pt" o:ole="">
                   <v:imagedata r:id="rId242" o:title=""/>
                 </v:shape>
-                <o:OLEObject Type="Embed" ProgID="Equation.DSMT4" ShapeID="_x0000_i1142" DrawAspect="Content" ObjectID="_1817235567" r:id="rId243"/>
+                <o:OLEObject Type="Embed" ProgID="Equation.DSMT4" ShapeID="_x0000_i1142" DrawAspect="Content" ObjectID="_1819798009" r:id="rId243"/>
               </w:object>
             </w:r>
           </w:p>
@@ -9409,10 +9350,10 @@
                 <w14:ligatures w14:val="standardContextual"/>
               </w:rPr>
               <w:object w:dxaOrig="300" w:dyaOrig="360" w14:anchorId="443F5C1D">
-                <v:shape id="_x0000_i1143" type="#_x0000_t75" style="width:16.4pt;height:18.55pt" o:ole="">
+                <v:shape id="_x0000_i1143" type="#_x0000_t75" style="width:17pt;height:19pt" o:ole="">
                   <v:imagedata r:id="rId244" o:title=""/>
                 </v:shape>
-                <o:OLEObject Type="Embed" ProgID="Equation.DSMT4" ShapeID="_x0000_i1143" DrawAspect="Content" ObjectID="_1817235568" r:id="rId245"/>
+                <o:OLEObject Type="Embed" ProgID="Equation.DSMT4" ShapeID="_x0000_i1143" DrawAspect="Content" ObjectID="_1819798010" r:id="rId245"/>
               </w:object>
             </w:r>
           </w:p>
@@ -9486,10 +9427,10 @@
                 <w14:ligatures w14:val="standardContextual"/>
               </w:rPr>
               <w:object w:dxaOrig="240" w:dyaOrig="320" w14:anchorId="4DBDA737">
-                <v:shape id="_x0000_i1144" type="#_x0000_t75" style="width:13.55pt;height:16.4pt" o:ole="">
+                <v:shape id="_x0000_i1144" type="#_x0000_t75" style="width:14pt;height:17pt" o:ole="">
                   <v:imagedata r:id="rId246" o:title=""/>
                 </v:shape>
-                <o:OLEObject Type="Embed" ProgID="Equation.DSMT4" ShapeID="_x0000_i1144" DrawAspect="Content" ObjectID="_1817235569" r:id="rId247"/>
+                <o:OLEObject Type="Embed" ProgID="Equation.DSMT4" ShapeID="_x0000_i1144" DrawAspect="Content" ObjectID="_1819798011" r:id="rId247"/>
               </w:object>
             </w:r>
           </w:p>
@@ -9564,10 +9505,10 @@
                 <w14:ligatures w14:val="standardContextual"/>
               </w:rPr>
               <w:object w:dxaOrig="279" w:dyaOrig="360" w14:anchorId="7FC4CB48">
-                <v:shape id="_x0000_i1145" type="#_x0000_t75" style="width:13.55pt;height:18.55pt" o:ole="">
+                <v:shape id="_x0000_i1145" type="#_x0000_t75" style="width:14pt;height:19pt" o:ole="">
                   <v:imagedata r:id="rId248" o:title=""/>
                 </v:shape>
-                <o:OLEObject Type="Embed" ProgID="Equation.DSMT4" ShapeID="_x0000_i1145" DrawAspect="Content" ObjectID="_1817235570" r:id="rId249"/>
+                <o:OLEObject Type="Embed" ProgID="Equation.DSMT4" ShapeID="_x0000_i1145" DrawAspect="Content" ObjectID="_1819798012" r:id="rId249"/>
               </w:object>
             </w:r>
           </w:p>
@@ -9648,10 +9589,10 @@
                 <w14:ligatures w14:val="standardContextual"/>
               </w:rPr>
               <w:object w:dxaOrig="240" w:dyaOrig="320" w14:anchorId="3BB79559">
-                <v:shape id="_x0000_i1146" type="#_x0000_t75" style="width:13.55pt;height:16.4pt" o:ole="">
+                <v:shape id="_x0000_i1146" type="#_x0000_t75" style="width:14pt;height:17pt" o:ole="">
                   <v:imagedata r:id="rId250" o:title=""/>
                 </v:shape>
-                <o:OLEObject Type="Embed" ProgID="Equation.DSMT4" ShapeID="_x0000_i1146" DrawAspect="Content" ObjectID="_1817235571" r:id="rId251"/>
+                <o:OLEObject Type="Embed" ProgID="Equation.DSMT4" ShapeID="_x0000_i1146" DrawAspect="Content" ObjectID="_1819798013" r:id="rId251"/>
               </w:object>
             </w:r>
           </w:p>
@@ -9778,10 +9719,10 @@
                 <w14:ligatures w14:val="standardContextual"/>
               </w:rPr>
               <w:object w:dxaOrig="360" w:dyaOrig="360" w14:anchorId="0CE94B7B">
-                <v:shape id="_x0000_i1147" type="#_x0000_t75" style="width:18.55pt;height:18.55pt" o:ole="">
+                <v:shape id="_x0000_i1147" type="#_x0000_t75" style="width:19pt;height:19pt" o:ole="">
                   <v:imagedata r:id="rId252" o:title=""/>
                 </v:shape>
-                <o:OLEObject Type="Embed" ProgID="Equation.DSMT4" ShapeID="_x0000_i1147" DrawAspect="Content" ObjectID="_1817235572" r:id="rId253"/>
+                <o:OLEObject Type="Embed" ProgID="Equation.DSMT4" ShapeID="_x0000_i1147" DrawAspect="Content" ObjectID="_1819798014" r:id="rId253"/>
               </w:object>
             </w:r>
           </w:p>
@@ -9862,10 +9803,10 @@
                 <w14:ligatures w14:val="standardContextual"/>
               </w:rPr>
               <w:object w:dxaOrig="220" w:dyaOrig="279" w14:anchorId="6D01607C">
-                <v:shape id="_x0000_i1148" type="#_x0000_t75" style="width:11.4pt;height:13.55pt" o:ole="">
+                <v:shape id="_x0000_i1148" type="#_x0000_t75" style="width:12pt;height:14pt" o:ole="">
                   <v:imagedata r:id="rId254" o:title=""/>
                 </v:shape>
-                <o:OLEObject Type="Embed" ProgID="Equation.DSMT4" ShapeID="_x0000_i1148" DrawAspect="Content" ObjectID="_1817235573" r:id="rId255"/>
+                <o:OLEObject Type="Embed" ProgID="Equation.DSMT4" ShapeID="_x0000_i1148" DrawAspect="Content" ObjectID="_1819798015" r:id="rId255"/>
               </w:object>
             </w:r>
           </w:p>
@@ -9940,10 +9881,10 @@
                 <w14:ligatures w14:val="standardContextual"/>
               </w:rPr>
               <w:object w:dxaOrig="440" w:dyaOrig="360" w14:anchorId="68DF54BA">
-                <v:shape id="_x0000_i1149" type="#_x0000_t75" style="width:22.1pt;height:18.55pt" o:ole="">
+                <v:shape id="_x0000_i1149" type="#_x0000_t75" style="width:22pt;height:19pt" o:ole="">
                   <v:imagedata r:id="rId256" o:title=""/>
                 </v:shape>
-                <o:OLEObject Type="Embed" ProgID="Equation.DSMT4" ShapeID="_x0000_i1149" DrawAspect="Content" ObjectID="_1817235574" r:id="rId257"/>
+                <o:OLEObject Type="Embed" ProgID="Equation.DSMT4" ShapeID="_x0000_i1149" DrawAspect="Content" ObjectID="_1819798016" r:id="rId257"/>
               </w:object>
             </w:r>
           </w:p>
@@ -10064,10 +10005,10 @@
                 <w14:ligatures w14:val="standardContextual"/>
               </w:rPr>
               <w:object w:dxaOrig="240" w:dyaOrig="320" w14:anchorId="5AC2621F">
-                <v:shape id="_x0000_i1150" type="#_x0000_t75" style="width:13.55pt;height:16.4pt" o:ole="">
+                <v:shape id="_x0000_i1150" type="#_x0000_t75" style="width:14pt;height:17pt" o:ole="">
                   <v:imagedata r:id="rId258" o:title=""/>
                 </v:shape>
-                <o:OLEObject Type="Embed" ProgID="Equation.DSMT4" ShapeID="_x0000_i1150" DrawAspect="Content" ObjectID="_1817235575" r:id="rId259"/>
+                <o:OLEObject Type="Embed" ProgID="Equation.DSMT4" ShapeID="_x0000_i1150" DrawAspect="Content" ObjectID="_1819798017" r:id="rId259"/>
               </w:object>
             </w:r>
           </w:p>
@@ -10138,10 +10079,10 @@
                 <w14:ligatures w14:val="standardContextual"/>
               </w:rPr>
               <w:object w:dxaOrig="300" w:dyaOrig="360" w14:anchorId="6E3B3772">
-                <v:shape id="_x0000_i1151" type="#_x0000_t75" style="width:16.4pt;height:18.55pt" o:ole="">
+                <v:shape id="_x0000_i1151" type="#_x0000_t75" style="width:17pt;height:19pt" o:ole="">
                   <v:imagedata r:id="rId260" o:title=""/>
                 </v:shape>
-                <o:OLEObject Type="Embed" ProgID="Equation.DSMT4" ShapeID="_x0000_i1151" DrawAspect="Content" ObjectID="_1817235576" r:id="rId261"/>
+                <o:OLEObject Type="Embed" ProgID="Equation.DSMT4" ShapeID="_x0000_i1151" DrawAspect="Content" ObjectID="_1819798018" r:id="rId261"/>
               </w:object>
             </w:r>
           </w:p>
@@ -10211,10 +10152,10 @@
                 <w14:ligatures w14:val="standardContextual"/>
               </w:rPr>
               <w:object w:dxaOrig="300" w:dyaOrig="360" w14:anchorId="70CAF7BD">
-                <v:shape id="_x0000_i1152" type="#_x0000_t75" style="width:16.4pt;height:18.55pt" o:ole="">
+                <v:shape id="_x0000_i1152" type="#_x0000_t75" style="width:17pt;height:19pt" o:ole="">
                   <v:imagedata r:id="rId262" o:title=""/>
                 </v:shape>
-                <o:OLEObject Type="Embed" ProgID="Equation.DSMT4" ShapeID="_x0000_i1152" DrawAspect="Content" ObjectID="_1817235577" r:id="rId263"/>
+                <o:OLEObject Type="Embed" ProgID="Equation.DSMT4" ShapeID="_x0000_i1152" DrawAspect="Content" ObjectID="_1819798019" r:id="rId263"/>
               </w:object>
             </w:r>
           </w:p>
@@ -10285,10 +10226,10 @@
                 <w14:ligatures w14:val="standardContextual"/>
               </w:rPr>
               <w:object w:dxaOrig="300" w:dyaOrig="360" w14:anchorId="358EFA15">
-                <v:shape id="_x0000_i1153" type="#_x0000_t75" style="width:16.4pt;height:18.55pt" o:ole="">
+                <v:shape id="_x0000_i1153" type="#_x0000_t75" style="width:17pt;height:19pt" o:ole="">
                   <v:imagedata r:id="rId264" o:title=""/>
                 </v:shape>
-                <o:OLEObject Type="Embed" ProgID="Equation.DSMT4" ShapeID="_x0000_i1153" DrawAspect="Content" ObjectID="_1817235578" r:id="rId265"/>
+                <o:OLEObject Type="Embed" ProgID="Equation.DSMT4" ShapeID="_x0000_i1153" DrawAspect="Content" ObjectID="_1819798020" r:id="rId265"/>
               </w:object>
             </w:r>
           </w:p>
@@ -10358,10 +10299,10 @@
                 <w14:ligatures w14:val="standardContextual"/>
               </w:rPr>
               <w:object w:dxaOrig="320" w:dyaOrig="360" w14:anchorId="491CCB2C">
-                <v:shape id="_x0000_i1154" type="#_x0000_t75" style="width:16.4pt;height:18.55pt" o:ole="">
+                <v:shape id="_x0000_i1154" type="#_x0000_t75" style="width:17pt;height:19pt" o:ole="">
                   <v:imagedata r:id="rId266" o:title=""/>
                 </v:shape>
-                <o:OLEObject Type="Embed" ProgID="Equation.DSMT4" ShapeID="_x0000_i1154" DrawAspect="Content" ObjectID="_1817235579" r:id="rId267"/>
+                <o:OLEObject Type="Embed" ProgID="Equation.DSMT4" ShapeID="_x0000_i1154" DrawAspect="Content" ObjectID="_1819798021" r:id="rId267"/>
               </w:object>
             </w:r>
           </w:p>
@@ -10435,10 +10376,10 @@
                 <w14:ligatures w14:val="standardContextual"/>
               </w:rPr>
               <w:object w:dxaOrig="300" w:dyaOrig="360" w14:anchorId="70AB4520">
-                <v:shape id="_x0000_i1155" type="#_x0000_t75" style="width:16.4pt;height:18.55pt" o:ole="">
+                <v:shape id="_x0000_i1155" type="#_x0000_t75" style="width:17pt;height:19pt" o:ole="">
                   <v:imagedata r:id="rId268" o:title=""/>
                 </v:shape>
-                <o:OLEObject Type="Embed" ProgID="Equation.DSMT4" ShapeID="_x0000_i1155" DrawAspect="Content" ObjectID="_1817235580" r:id="rId269"/>
+                <o:OLEObject Type="Embed" ProgID="Equation.DSMT4" ShapeID="_x0000_i1155" DrawAspect="Content" ObjectID="_1819798022" r:id="rId269"/>
               </w:object>
             </w:r>
           </w:p>
@@ -10511,10 +10452,10 @@
                 <w14:ligatures w14:val="standardContextual"/>
               </w:rPr>
               <w:object w:dxaOrig="320" w:dyaOrig="360" w14:anchorId="7587DD46">
-                <v:shape id="_x0000_i1156" type="#_x0000_t75" style="width:16.4pt;height:18.55pt" o:ole="">
+                <v:shape id="_x0000_i1156" type="#_x0000_t75" style="width:17pt;height:19pt" o:ole="">
                   <v:imagedata r:id="rId270" o:title=""/>
                 </v:shape>
-                <o:OLEObject Type="Embed" ProgID="Equation.DSMT4" ShapeID="_x0000_i1156" DrawAspect="Content" ObjectID="_1817235581" r:id="rId271"/>
+                <o:OLEObject Type="Embed" ProgID="Equation.DSMT4" ShapeID="_x0000_i1156" DrawAspect="Content" ObjectID="_1819798023" r:id="rId271"/>
               </w:object>
             </w:r>
           </w:p>
@@ -10585,10 +10526,10 @@
                 <w14:ligatures w14:val="standardContextual"/>
               </w:rPr>
               <w:object w:dxaOrig="200" w:dyaOrig="260" w14:anchorId="7840C1FC">
-                <v:shape id="_x0000_i1157" type="#_x0000_t75" style="width:11.4pt;height:13.55pt" o:ole="">
+                <v:shape id="_x0000_i1157" type="#_x0000_t75" style="width:12pt;height:13pt" o:ole="">
                   <v:imagedata r:id="rId272" o:title=""/>
                 </v:shape>
-                <o:OLEObject Type="Embed" ProgID="Equation.DSMT4" ShapeID="_x0000_i1157" DrawAspect="Content" ObjectID="_1817235582" r:id="rId273"/>
+                <o:OLEObject Type="Embed" ProgID="Equation.DSMT4" ShapeID="_x0000_i1157" DrawAspect="Content" ObjectID="_1819798024" r:id="rId273"/>
               </w:object>
             </w:r>
           </w:p>
@@ -10736,7 +10677,14 @@
         <w:rPr>
           <w:lang w:val="en-US"/>
         </w:rPr>
-        <w:t xml:space="preserve"> (ITNs), intermittent preventive chemotherapy (IPT), seasonal malaria chemoprevention (SMC), and anti-malarial treatment. The implementation of non-vaccine malaria interventions has been described in detail elsewhere</w:t>
+        <w:t xml:space="preserve"> (ITNs), intermittent preventive chemotherapy (IPT), seasonal malaria chemoprevention (SMC), and anti-malarial treatment. </w:t>
+      </w:r>
+      <w:r>
+        <w:rPr>
+          <w:lang w:val="en-US"/>
+        </w:rPr>
+        <w:lastRenderedPageBreak/>
+        <w:t>The implementation of non-vaccine malaria interventions has been described in detail elsewhere</w:t>
       </w:r>
       <w:r>
         <w:rPr>
@@ -10792,7 +10740,6 @@
           <w:bCs/>
           <w:lang w:val="en-US"/>
         </w:rPr>
-        <w:lastRenderedPageBreak/>
         <w:t>Table S</w:t>
       </w:r>
       <w:r>
@@ -12366,6 +12313,7 @@
         <w:rPr>
           <w:lang w:val="en-US"/>
         </w:rPr>
+        <w:lastRenderedPageBreak/>
         <w:t xml:space="preserve">Antibody </w:t>
       </w:r>
       <w:proofErr w:type="spellStart"/>
@@ -12380,14 +12328,7 @@
         <w:rPr>
           <w:lang w:val="en-US"/>
         </w:rPr>
-        <w:t xml:space="preserve"> were measured in children by ELISA at baseline, 28 days after the first dose, 6 months after, and 1 year after each booster. Passive surveillance was conducted to track </w:t>
-      </w:r>
-      <w:r>
-        <w:rPr>
-          <w:lang w:val="en-US"/>
-        </w:rPr>
-        <w:lastRenderedPageBreak/>
-        <w:t xml:space="preserve">clinical malaria episodes in study participants over a </w:t>
+        <w:t xml:space="preserve"> were measured in children by ELISA at baseline, 28 days after the first dose, 6 months after, and 1 year after each booster. Passive surveillance was conducted to track clinical malaria episodes in study participants over a </w:t>
       </w:r>
       <w:r>
         <w:rPr>
@@ -13735,6 +13676,7 @@
         <w:rPr>
           <w:lang w:val="en-US"/>
         </w:rPr>
+        <w:lastRenderedPageBreak/>
         <w:t xml:space="preserve">For remaining countries where </w:t>
       </w:r>
       <w:r>
@@ -13747,14 +13689,7 @@
         <w:rPr>
           <w:lang w:val="en-US"/>
         </w:rPr>
-        <w:t xml:space="preserve"> Given the greater supply of R21 </w:t>
-      </w:r>
-      <w:r>
-        <w:rPr>
-          <w:lang w:val="en-US"/>
-        </w:rPr>
-        <w:lastRenderedPageBreak/>
-        <w:t>relative</w:t>
+        <w:t xml:space="preserve"> Given the greater supply of R21 relative</w:t>
       </w:r>
       <w:r>
         <w:rPr>
@@ -15643,6 +15578,7 @@
                 <w:lang w:eastAsia="en-GB"/>
                 <w14:ligatures w14:val="none"/>
               </w:rPr>
+              <w:lastRenderedPageBreak/>
               <w:t>C</w:t>
             </w:r>
             <w:r>
@@ -16179,7 +16115,6 @@
                 <w:lang w:eastAsia="en-GB"/>
                 <w14:ligatures w14:val="none"/>
               </w:rPr>
-              <w:lastRenderedPageBreak/>
               <w:t>C</w:t>
             </w:r>
             <w:r>
@@ -23143,7 +23078,6 @@
     <w:p>
       <w:pPr>
         <w:pStyle w:val="NoSpacing"/>
-        <w:ind w:left="720"/>
         <w:rPr>
           <w:b/>
           <w:caps/>
@@ -23154,82 +23088,66 @@
     <w:p>
       <w:pPr>
         <w:pStyle w:val="NoSpacing"/>
-        <w:ind w:left="720"/>
+        <w:rPr>
+          <w:lang w:val="en-US"/>
+        </w:rPr>
+      </w:pPr>
+      <w:r>
         <w:rPr>
           <w:b/>
-          <w:caps/>
-          <w:lang w:val="en-US"/>
-        </w:rPr>
-      </w:pPr>
+          <w:bCs/>
+          <w:lang w:val="en-US"/>
+        </w:rPr>
+        <w:lastRenderedPageBreak/>
+        <w:t xml:space="preserve">Supplemental Figure </w:t>
+      </w:r>
+      <w:r>
+        <w:rPr>
+          <w:b/>
+          <w:bCs/>
+          <w:lang w:val="en-US"/>
+        </w:rPr>
+        <w:t>S2</w:t>
+      </w:r>
+      <w:r>
+        <w:rPr>
+          <w:b/>
+          <w:bCs/>
+          <w:lang w:val="en-US"/>
+        </w:rPr>
+        <w:t xml:space="preserve">, </w:t>
+      </w:r>
+      <w:r>
+        <w:rPr>
+          <w:lang w:val="en-US"/>
+        </w:rPr>
+        <w:t>Map of modelled</w:t>
+      </w:r>
+      <w:r>
+        <w:rPr>
+          <w:lang w:val="en-US"/>
+        </w:rPr>
+        <w:t xml:space="preserve"> countries at the admin-1 level. Vaccines were introduced to all moderate-to-high transmission admin-1 units (highlighted in red).</w:t>
+      </w:r>
     </w:p>
     <w:p>
       <w:pPr>
         <w:pStyle w:val="NoSpacing"/>
-        <w:rPr>
-          <w:lang w:val="en-US"/>
-        </w:rPr>
-      </w:pPr>
-      <w:r>
-        <w:rPr>
-          <w:b/>
-          <w:bCs/>
-          <w:lang w:val="en-US"/>
-        </w:rPr>
-        <w:t xml:space="preserve">Supplemental Figure </w:t>
-      </w:r>
-      <w:r>
-        <w:rPr>
-          <w:b/>
-          <w:bCs/>
-          <w:lang w:val="en-US"/>
-        </w:rPr>
-        <w:t>S2</w:t>
-      </w:r>
-      <w:r>
-        <w:rPr>
-          <w:b/>
-          <w:bCs/>
-          <w:lang w:val="en-US"/>
-        </w:rPr>
-        <w:t xml:space="preserve">, </w:t>
-      </w:r>
-      <w:r>
-        <w:rPr>
-          <w:lang w:val="en-US"/>
-        </w:rPr>
-        <w:t>Map of modelled</w:t>
-      </w:r>
-      <w:r>
-        <w:rPr>
-          <w:lang w:val="en-US"/>
-        </w:rPr>
-        <w:t xml:space="preserve"> countries at the admin-1 level. Vaccines were introduced to all moderate-to-high transmission admin-1 units (highlighted in red).</w:t>
-      </w:r>
-    </w:p>
-    <w:p>
-      <w:pPr>
-        <w:pStyle w:val="NoSpacing"/>
-        <w:rPr>
-          <w:lang w:val="en-US"/>
-        </w:rPr>
-      </w:pPr>
-    </w:p>
-    <w:p>
-      <w:pPr>
-        <w:pStyle w:val="NoSpacing"/>
-        <w:rPr>
-          <w:lang w:val="en-US"/>
-        </w:rPr>
-      </w:pPr>
-      <w:r>
-        <w:rPr>
+        <w:jc w:val="center"/>
+        <w:rPr>
+          <w:lang w:val="en-US"/>
+        </w:rPr>
+      </w:pPr>
+      <w:r>
+        <w:rPr>
+          <w:noProof/>
           <w:lang w:val="en-US"/>
         </w:rPr>
         <w:drawing>
-          <wp:inline distT="0" distB="0" distL="0" distR="0" wp14:anchorId="48C87A37" wp14:editId="1823A239">
-            <wp:extent cx="5731448" cy="3383280"/>
-            <wp:effectExtent l="0" t="0" r="3175" b="7620"/>
-            <wp:docPr id="2113326337" name="Picture 1" descr="A map of africa with red and blue colors&#10;&#10;AI-generated content may be incorrect."/>
+          <wp:inline distT="0" distB="0" distL="0" distR="0" wp14:anchorId="0CB678D1" wp14:editId="09C4DEAB">
+            <wp:extent cx="4876763" cy="2965837"/>
+            <wp:effectExtent l="0" t="0" r="635" b="6350"/>
+            <wp:docPr id="360088232" name="Picture 1"/>
             <wp:cNvGraphicFramePr>
               <a:graphicFrameLocks xmlns:a="http://schemas.openxmlformats.org/drawingml/2006/main" noChangeAspect="1"/>
             </wp:cNvGraphicFramePr>
@@ -23237,12 +23155,12 @@
               <a:graphicData uri="http://schemas.openxmlformats.org/drawingml/2006/picture">
                 <pic:pic xmlns:pic="http://schemas.openxmlformats.org/drawingml/2006/picture">
                   <pic:nvPicPr>
-                    <pic:cNvPr id="2113326337" name="Picture 1" descr="A map of africa with red and blue colors&#10;&#10;AI-generated content may be incorrect."/>
+                    <pic:cNvPr id="360088232" name=""/>
                     <pic:cNvPicPr/>
                   </pic:nvPicPr>
                   <pic:blipFill rotWithShape="1">
                     <a:blip r:embed="rId276"/>
-                    <a:srcRect t="16660" b="21220"/>
+                    <a:srcRect t="6648" b="13194"/>
                     <a:stretch>
                       <a:fillRect/>
                     </a:stretch>
@@ -23250,7 +23168,7 @@
                   <pic:spPr bwMode="auto">
                     <a:xfrm>
                       <a:off x="0" y="0"/>
-                      <a:ext cx="5731510" cy="3383317"/>
+                      <a:ext cx="4901400" cy="2980820"/>
                     </a:xfrm>
                     <a:prstGeom prst="rect">
                       <a:avLst/>
@@ -23329,12 +23247,31 @@
         <w:rPr>
           <w:noProof/>
         </w:rPr>
-        <w:t xml:space="preserve"> Error bars represent 90% Confidence Intervals (Cis)</w:t>
+        <w:t xml:space="preserve"> Error bars represent 90% Confidence Intervals (C</w:t>
+      </w:r>
+      <w:r>
+        <w:rPr>
+          <w:noProof/>
+        </w:rPr>
+        <w:t>I</w:t>
+      </w:r>
+      <w:r>
+        <w:rPr>
+          <w:noProof/>
+        </w:rPr>
+        <w:t>s)</w:t>
+      </w:r>
+      <w:r>
+        <w:rPr>
+          <w:noProof/>
+        </w:rPr>
+        <w:t>.</w:t>
       </w:r>
     </w:p>
     <w:p>
       <w:pPr>
         <w:spacing w:line="240" w:lineRule="auto"/>
+        <w:jc w:val="center"/>
         <w:rPr>
           <w:b/>
           <w:bCs/>
@@ -23349,14 +23286,13 @@
           <w:bCs/>
           <w:i/>
           <w:iCs/>
-          <w:noProof/>
           <w:lang w:val="en-US"/>
         </w:rPr>
         <w:drawing>
-          <wp:inline distT="0" distB="0" distL="0" distR="0" wp14:anchorId="5DA31027" wp14:editId="53AF9590">
-            <wp:extent cx="5731510" cy="4051935"/>
-            <wp:effectExtent l="0" t="0" r="2540" b="5715"/>
-            <wp:docPr id="1942936565" name="Picture 1" descr="A graph of different sizes and shapes&#10;&#10;AI-generated content may be incorrect."/>
+          <wp:inline distT="0" distB="0" distL="0" distR="0" wp14:anchorId="0AF31D3D" wp14:editId="528773E7">
+            <wp:extent cx="5638354" cy="4277802"/>
+            <wp:effectExtent l="0" t="0" r="635" b="8890"/>
+            <wp:docPr id="1550615068" name="Picture 1"/>
             <wp:cNvGraphicFramePr>
               <a:graphicFrameLocks xmlns:a="http://schemas.openxmlformats.org/drawingml/2006/main" noChangeAspect="1"/>
             </wp:cNvGraphicFramePr>
@@ -23364,7 +23300,7 @@
               <a:graphicData uri="http://schemas.openxmlformats.org/drawingml/2006/picture">
                 <pic:pic xmlns:pic="http://schemas.openxmlformats.org/drawingml/2006/picture">
                   <pic:nvPicPr>
-                    <pic:cNvPr id="1942936565" name="Picture 1" descr="A graph of different sizes and shapes&#10;&#10;AI-generated content may be incorrect."/>
+                    <pic:cNvPr id="1550615068" name=""/>
                     <pic:cNvPicPr/>
                   </pic:nvPicPr>
                   <pic:blipFill>
@@ -23376,7 +23312,7 @@
                   <pic:spPr>
                     <a:xfrm>
                       <a:off x="0" y="0"/>
-                      <a:ext cx="5731510" cy="4051935"/>
+                      <a:ext cx="5669189" cy="4301196"/>
                     </a:xfrm>
                     <a:prstGeom prst="rect">
                       <a:avLst/>
@@ -23392,6 +23328,7 @@
     <w:p>
       <w:pPr>
         <w:spacing w:line="240" w:lineRule="auto"/>
+        <w:jc w:val="center"/>
         <w:rPr>
           <w:b/>
           <w:bCs/>
@@ -23400,7 +23337,10 @@
           <w:lang w:val="en-US"/>
         </w:rPr>
       </w:pPr>
-      <w:r>
+    </w:p>
+    <w:p>
+      <w:pPr>
+        <w:spacing w:line="240" w:lineRule="auto"/>
         <w:rPr>
           <w:b/>
           <w:bCs/>
@@ -23408,9 +23348,11 @@
           <w:iCs/>
           <w:lang w:val="en-US"/>
         </w:rPr>
-        <w:t>Figure S</w:t>
-      </w:r>
-      <w:r>
+      </w:pPr>
+    </w:p>
+    <w:p>
+      <w:pPr>
+        <w:spacing w:line="240" w:lineRule="auto"/>
         <w:rPr>
           <w:b/>
           <w:bCs/>
@@ -23418,8 +23360,7 @@
           <w:iCs/>
           <w:lang w:val="en-US"/>
         </w:rPr>
-        <w:t>4</w:t>
-      </w:r>
+      </w:pPr>
       <w:r>
         <w:rPr>
           <w:b/>
@@ -23428,25 +23369,7 @@
           <w:iCs/>
           <w:lang w:val="en-US"/>
         </w:rPr>
-        <w:t xml:space="preserve">, </w:t>
-      </w:r>
-      <w:r>
-        <w:rPr>
-          <w:lang w:val="en-US"/>
-        </w:rPr>
-        <w:t xml:space="preserve">Population cohort size by age group over simulation period, all </w:t>
-      </w:r>
-      <w:r>
-        <w:rPr>
-          <w:lang w:val="en-US"/>
-        </w:rPr>
-        <w:t>modelled</w:t>
-      </w:r>
-      <w:r>
-        <w:rPr>
-          <w:lang w:val="en-US"/>
-        </w:rPr>
-        <w:t xml:space="preserve"> countries</w:t>
+        <w:t>Figure S</w:t>
       </w:r>
       <w:r>
         <w:rPr>
@@ -23456,27 +23379,72 @@
           <w:iCs/>
           <w:lang w:val="en-US"/>
         </w:rPr>
+        <w:t>4</w:t>
+      </w:r>
+      <w:r>
+        <w:rPr>
+          <w:b/>
+          <w:bCs/>
+          <w:i/>
+          <w:iCs/>
+          <w:lang w:val="en-US"/>
+        </w:rPr>
+        <w:t xml:space="preserve">, </w:t>
+      </w:r>
+      <w:r>
+        <w:rPr>
+          <w:lang w:val="en-US"/>
+        </w:rPr>
+        <w:t xml:space="preserve">Population cohort size by age group over simulation period, all </w:t>
+      </w:r>
+      <w:r>
+        <w:rPr>
+          <w:lang w:val="en-US"/>
+        </w:rPr>
+        <w:t>modelled</w:t>
+      </w:r>
+      <w:r>
+        <w:rPr>
+          <w:lang w:val="en-US"/>
+        </w:rPr>
+        <w:t xml:space="preserve"> countries</w:t>
+      </w:r>
+      <w:r>
+        <w:rPr>
+          <w:b/>
+          <w:bCs/>
+          <w:i/>
+          <w:iCs/>
+          <w:lang w:val="en-US"/>
+        </w:rPr>
         <w:t>.</w:t>
       </w:r>
     </w:p>
     <w:p>
       <w:pPr>
         <w:spacing w:line="240" w:lineRule="auto"/>
-        <w:rPr>
-          <w:lang w:val="en-US"/>
-        </w:rPr>
-      </w:pPr>
-      <w:r>
-        <w:rPr>
-          <w:noProof/>
-          <w:lang w:val="en-US"/>
-        </w:rPr>
-        <w:lastRenderedPageBreak/>
+        <w:jc w:val="center"/>
+        <w:rPr>
+          <w:b/>
+          <w:bCs/>
+          <w:i/>
+          <w:iCs/>
+          <w:lang w:val="en-US"/>
+        </w:rPr>
+      </w:pPr>
+      <w:r>
+        <w:rPr>
+          <w:b/>
+          <w:bCs/>
+          <w:i/>
+          <w:iCs/>
+          <w:lang w:val="en-US"/>
+        </w:rPr>
         <w:drawing>
-          <wp:inline distT="0" distB="0" distL="0" distR="0" wp14:anchorId="32A01A90" wp14:editId="4327D3A3">
-            <wp:extent cx="5731510" cy="4051935"/>
-            <wp:effectExtent l="0" t="0" r="2540" b="5715"/>
-            <wp:docPr id="1919943554" name="Picture 1" descr="A graph of different colored lines&#10;&#10;AI-generated content may be incorrect."/>
+          <wp:inline distT="0" distB="0" distL="0" distR="0" wp14:anchorId="03D2C2A9" wp14:editId="58317F6F">
+            <wp:extent cx="5120615" cy="3988386"/>
+            <wp:effectExtent l="0" t="0" r="4445" b="0"/>
+            <wp:docPr id="1297932735" name="Picture 1"/>
             <wp:cNvGraphicFramePr>
               <a:graphicFrameLocks xmlns:a="http://schemas.openxmlformats.org/drawingml/2006/main" noChangeAspect="1"/>
             </wp:cNvGraphicFramePr>
@@ -23484,11 +23452,125 @@
               <a:graphicData uri="http://schemas.openxmlformats.org/drawingml/2006/picture">
                 <pic:pic xmlns:pic="http://schemas.openxmlformats.org/drawingml/2006/picture">
                   <pic:nvPicPr>
-                    <pic:cNvPr id="1919943554" name="Picture 1" descr="A graph of different colored lines&#10;&#10;AI-generated content may be incorrect."/>
+                    <pic:cNvPr id="1297932735" name=""/>
+                    <pic:cNvPicPr/>
+                  </pic:nvPicPr>
+                  <pic:blipFill rotWithShape="1">
+                    <a:blip r:embed="rId278"/>
+                    <a:srcRect t="4546"/>
+                    <a:stretch>
+                      <a:fillRect/>
+                    </a:stretch>
+                  </pic:blipFill>
+                  <pic:spPr bwMode="auto">
+                    <a:xfrm>
+                      <a:off x="0" y="0"/>
+                      <a:ext cx="5127210" cy="3993522"/>
+                    </a:xfrm>
+                    <a:prstGeom prst="rect">
+                      <a:avLst/>
+                    </a:prstGeom>
+                    <a:ln>
+                      <a:noFill/>
+                    </a:ln>
+                    <a:extLst>
+                      <a:ext uri="{53640926-AAD7-44D8-BBD7-CCE9431645EC}">
+                        <a14:shadowObscured xmlns:a14="http://schemas.microsoft.com/office/drawing/2010/main"/>
+                      </a:ext>
+                    </a:extLst>
+                  </pic:spPr>
+                </pic:pic>
+              </a:graphicData>
+            </a:graphic>
+          </wp:inline>
+        </w:drawing>
+      </w:r>
+    </w:p>
+    <w:p>
+      <w:pPr>
+        <w:spacing w:line="240" w:lineRule="auto"/>
+        <w:rPr>
+          <w:lang w:val="en-US"/>
+        </w:rPr>
+      </w:pPr>
+      <w:r>
+        <w:rPr>
+          <w:b/>
+          <w:bCs/>
+          <w:i/>
+          <w:iCs/>
+          <w:lang w:val="en-US"/>
+        </w:rPr>
+        <w:t>Figure S</w:t>
+      </w:r>
+      <w:r>
+        <w:rPr>
+          <w:b/>
+          <w:bCs/>
+          <w:i/>
+          <w:iCs/>
+          <w:lang w:val="en-US"/>
+        </w:rPr>
+        <w:t>5</w:t>
+      </w:r>
+      <w:r>
+        <w:rPr>
+          <w:b/>
+          <w:bCs/>
+          <w:lang w:val="en-US"/>
+        </w:rPr>
+        <w:t xml:space="preserve">, </w:t>
+      </w:r>
+      <w:r>
+        <w:rPr>
+          <w:lang w:val="en-US"/>
+        </w:rPr>
+        <w:t xml:space="preserve">Cases averted by age in </w:t>
+      </w:r>
+      <w:r>
+        <w:rPr>
+          <w:lang w:val="en-US"/>
+        </w:rPr>
+        <w:t>a high transmission (left) and low-transmission country.</w:t>
+      </w:r>
+    </w:p>
+    <w:p>
+      <w:pPr>
+        <w:spacing w:line="240" w:lineRule="auto"/>
+        <w:jc w:val="center"/>
+        <w:rPr>
+          <w:rStyle w:val="IntenseEmphasis"/>
+          <w:i w:val="0"/>
+          <w:iCs w:val="0"/>
+          <w:color w:val="auto"/>
+          <w:lang w:val="en-US"/>
+        </w:rPr>
+      </w:pPr>
+      <w:r>
+        <w:rPr>
+          <w:rStyle w:val="IntenseEmphasis"/>
+          <w:i w:val="0"/>
+          <w:iCs w:val="0"/>
+          <w:color w:val="auto"/>
+          <w:lang w:val="en-US"/>
+        </w:rPr>
+        <w:drawing>
+          <wp:inline distT="0" distB="0" distL="0" distR="0" wp14:anchorId="28381DD7" wp14:editId="6110BFB1">
+            <wp:extent cx="4325815" cy="3730092"/>
+            <wp:effectExtent l="0" t="0" r="0" b="3810"/>
+            <wp:docPr id="697462523" name="Picture 1"/>
+            <wp:cNvGraphicFramePr>
+              <a:graphicFrameLocks xmlns:a="http://schemas.openxmlformats.org/drawingml/2006/main" noChangeAspect="1"/>
+            </wp:cNvGraphicFramePr>
+            <a:graphic xmlns:a="http://schemas.openxmlformats.org/drawingml/2006/main">
+              <a:graphicData uri="http://schemas.openxmlformats.org/drawingml/2006/picture">
+                <pic:pic xmlns:pic="http://schemas.openxmlformats.org/drawingml/2006/picture">
+                  <pic:nvPicPr>
+                    <pic:cNvPr id="697462523" name=""/>
                     <pic:cNvPicPr/>
                   </pic:nvPicPr>
                   <pic:blipFill>
-                    <a:blip r:embed="rId278"/>
+                    <a:blip r:embed="rId279"/>
                     <a:stretch>
                       <a:fillRect/>
                     </a:stretch>
@@ -23496,7 +23578,7 @@
                   <pic:spPr>
                     <a:xfrm>
                       <a:off x="0" y="0"/>
-                      <a:ext cx="5731510" cy="4051935"/>
+                      <a:ext cx="4339301" cy="3741720"/>
                     </a:xfrm>
                     <a:prstGeom prst="rect">
                       <a:avLst/>
@@ -23513,56 +23595,45 @@
       <w:pPr>
         <w:spacing w:line="240" w:lineRule="auto"/>
         <w:rPr>
-          <w:lang w:val="en-US"/>
-        </w:rPr>
-      </w:pPr>
-      <w:r>
-        <w:rPr>
           <w:b/>
           <w:bCs/>
           <w:i/>
           <w:iCs/>
           <w:lang w:val="en-US"/>
         </w:rPr>
-        <w:t>Figure S</w:t>
-      </w:r>
-      <w:r>
-        <w:rPr>
+      </w:pPr>
+      <w:r>
+        <w:rPr>
+          <w:rStyle w:val="IntenseEmphasis"/>
           <w:b/>
           <w:bCs/>
-          <w:i/>
-          <w:iCs/>
-          <w:lang w:val="en-US"/>
-        </w:rPr>
-        <w:t>5</w:t>
-      </w:r>
-      <w:r>
-        <w:rPr>
+          <w:color w:val="auto"/>
+          <w:lang w:val="en-US"/>
+        </w:rPr>
+        <w:lastRenderedPageBreak/>
+        <w:t>Figure S</w:t>
+      </w:r>
+      <w:r>
+        <w:rPr>
+          <w:rStyle w:val="IntenseEmphasis"/>
           <w:b/>
           <w:bCs/>
+          <w:color w:val="auto"/>
+          <w:lang w:val="en-US"/>
+        </w:rPr>
+        <w:t>6</w:t>
+      </w:r>
+      <w:r>
+        <w:rPr>
+          <w:rStyle w:val="IntenseEmphasis"/>
+          <w:b/>
+          <w:bCs/>
+          <w:color w:val="auto"/>
           <w:lang w:val="en-US"/>
         </w:rPr>
         <w:t xml:space="preserve">, </w:t>
       </w:r>
       <w:r>
-        <w:rPr>
-          <w:lang w:val="en-US"/>
-        </w:rPr>
-        <w:t>Cases averted by age in Angola and Sudan.</w:t>
-      </w:r>
-      <w:commentRangeStart w:id="3"/>
-      <w:commentRangeEnd w:id="3"/>
-      <w:r>
-        <w:rPr>
-          <w:rStyle w:val="CommentReference"/>
-        </w:rPr>
-        <w:commentReference w:id="3"/>
-      </w:r>
-    </w:p>
-    <w:p>
-      <w:pPr>
-        <w:spacing w:line="240" w:lineRule="auto"/>
-        <w:jc w:val="center"/>
         <w:rPr>
           <w:rStyle w:val="IntenseEmphasis"/>
           <w:i w:val="0"/>
@@ -23570,16 +23641,55 @@
           <w:color w:val="auto"/>
           <w:lang w:val="en-US"/>
         </w:rPr>
-      </w:pPr>
-      <w:r>
-        <w:rPr>
-          <w:noProof/>
+        <w:t>Cases and deaths by age and vaccine scenario</w:t>
+      </w:r>
+      <w:r>
+        <w:rPr>
+          <w:rStyle w:val="IntenseEmphasis"/>
+          <w:i w:val="0"/>
+          <w:iCs w:val="0"/>
+          <w:color w:val="auto"/>
+          <w:lang w:val="en-US"/>
+        </w:rPr>
+        <w:t>, all modelled countries</w:t>
+      </w:r>
+      <w:r>
+        <w:rPr>
+          <w:rStyle w:val="IntenseEmphasis"/>
+          <w:i w:val="0"/>
+          <w:iCs w:val="0"/>
+          <w:color w:val="auto"/>
+          <w:lang w:val="en-US"/>
+        </w:rPr>
+        <w:t>, 2000-2100</w:t>
+      </w:r>
+      <w:r>
+        <w:rPr>
+          <w:rStyle w:val="IntenseEmphasis"/>
+          <w:i w:val="0"/>
+          <w:iCs w:val="0"/>
+          <w:color w:val="auto"/>
+          <w:lang w:val="en-US"/>
+        </w:rPr>
+        <w:t>.</w:t>
+      </w:r>
+    </w:p>
+    <w:p>
+      <w:pPr>
+        <w:spacing w:line="240" w:lineRule="auto"/>
+        <w:rPr>
+          <w:lang w:val="en-US"/>
+        </w:rPr>
+      </w:pPr>
+      <w:r>
+        <w:rPr>
+          <w:lang w:val="en-US"/>
         </w:rPr>
         <w:drawing>
-          <wp:inline distT="0" distB="0" distL="0" distR="0" wp14:anchorId="58AF77BC" wp14:editId="5C9D4E78">
-            <wp:extent cx="4375052" cy="3451443"/>
-            <wp:effectExtent l="0" t="0" r="6985" b="0"/>
-            <wp:docPr id="686171150" name="Picture 1" descr="A graph of cases with numbers and lines&#10;&#10;Description automatically generated with medium confidence"/>
+          <wp:inline distT="0" distB="0" distL="0" distR="0" wp14:anchorId="0C03E013" wp14:editId="6641893A">
+            <wp:extent cx="5731510" cy="4676775"/>
+            <wp:effectExtent l="0" t="0" r="2540" b="9525"/>
+            <wp:docPr id="710405352" name="Picture 1"/>
             <wp:cNvGraphicFramePr>
               <a:graphicFrameLocks xmlns:a="http://schemas.openxmlformats.org/drawingml/2006/main" noChangeAspect="1"/>
             </wp:cNvGraphicFramePr>
@@ -23587,17 +23697,11 @@
               <a:graphicData uri="http://schemas.openxmlformats.org/drawingml/2006/picture">
                 <pic:pic xmlns:pic="http://schemas.openxmlformats.org/drawingml/2006/picture">
                   <pic:nvPicPr>
-                    <pic:cNvPr id="0" name="Picture 1"/>
+                    <pic:cNvPr id="710405352" name=""/>
                     <pic:cNvPicPr/>
                   </pic:nvPicPr>
                   <pic:blipFill>
-                    <a:blip r:embed="rId283">
-                      <a:extLst>
-                        <a:ext uri="{28A0092B-C50C-407E-A947-70E740481C1C}">
-                          <a14:useLocalDpi xmlns:a14="http://schemas.microsoft.com/office/drawing/2010/main" val="0"/>
-                        </a:ext>
-                      </a:extLst>
-                    </a:blip>
+                    <a:blip r:embed="rId280"/>
                     <a:stretch>
                       <a:fillRect/>
                     </a:stretch>
@@ -23605,7 +23709,7 @@
                   <pic:spPr>
                     <a:xfrm>
                       <a:off x="0" y="0"/>
-                      <a:ext cx="4387026" cy="3460889"/>
+                      <a:ext cx="5731510" cy="4676775"/>
                     </a:xfrm>
                     <a:prstGeom prst="rect">
                       <a:avLst/>
@@ -23618,241 +23722,6 @@
         </w:drawing>
       </w:r>
     </w:p>
-    <w:p>
-      <w:pPr>
-        <w:spacing w:line="240" w:lineRule="auto"/>
-        <w:rPr>
-          <w:rStyle w:val="IntenseEmphasis"/>
-          <w:i w:val="0"/>
-          <w:iCs w:val="0"/>
-          <w:color w:val="auto"/>
-          <w:lang w:val="en-US"/>
-        </w:rPr>
-      </w:pPr>
-    </w:p>
-    <w:p>
-      <w:pPr>
-        <w:spacing w:line="240" w:lineRule="auto"/>
-        <w:rPr>
-          <w:rStyle w:val="IntenseEmphasis"/>
-          <w:i w:val="0"/>
-          <w:iCs w:val="0"/>
-          <w:color w:val="auto"/>
-          <w:lang w:val="en-US"/>
-        </w:rPr>
-      </w:pPr>
-    </w:p>
-    <w:p>
-      <w:pPr>
-        <w:spacing w:line="240" w:lineRule="auto"/>
-        <w:rPr>
-          <w:b/>
-          <w:bCs/>
-          <w:i/>
-          <w:iCs/>
-          <w:lang w:val="en-US"/>
-        </w:rPr>
-      </w:pPr>
-      <w:r>
-        <w:rPr>
-          <w:rStyle w:val="IntenseEmphasis"/>
-          <w:b/>
-          <w:bCs/>
-          <w:color w:val="auto"/>
-          <w:lang w:val="en-US"/>
-        </w:rPr>
-        <w:t>Figure S</w:t>
-      </w:r>
-      <w:r>
-        <w:rPr>
-          <w:rStyle w:val="IntenseEmphasis"/>
-          <w:b/>
-          <w:bCs/>
-          <w:color w:val="auto"/>
-          <w:lang w:val="en-US"/>
-        </w:rPr>
-        <w:t>10</w:t>
-      </w:r>
-      <w:r>
-        <w:rPr>
-          <w:rStyle w:val="IntenseEmphasis"/>
-          <w:b/>
-          <w:bCs/>
-          <w:color w:val="auto"/>
-          <w:lang w:val="en-US"/>
-        </w:rPr>
-        <w:t xml:space="preserve">, </w:t>
-      </w:r>
-      <w:r>
-        <w:rPr>
-          <w:rStyle w:val="IntenseEmphasis"/>
-          <w:i w:val="0"/>
-          <w:iCs w:val="0"/>
-          <w:color w:val="auto"/>
-          <w:lang w:val="en-US"/>
-        </w:rPr>
-        <w:t>Cumulative lifetime vaccine impact in terms of cases and deaths averted by age</w:t>
-      </w:r>
-      <w:commentRangeStart w:id="4"/>
-      <w:commentRangeEnd w:id="4"/>
-      <w:r>
-        <w:rPr>
-          <w:rStyle w:val="CommentReference"/>
-        </w:rPr>
-        <w:commentReference w:id="4"/>
-      </w:r>
-    </w:p>
-    <w:p>
-      <w:pPr>
-        <w:spacing w:line="240" w:lineRule="auto"/>
-        <w:rPr>
-          <w:lang w:val="en-US"/>
-        </w:rPr>
-      </w:pPr>
-      <w:r>
-        <w:rPr>
-          <w:noProof/>
-          <w:lang w:val="en-US"/>
-        </w:rPr>
-        <w:lastRenderedPageBreak/>
-        <w:drawing>
-          <wp:inline distT="0" distB="0" distL="0" distR="0" wp14:anchorId="05AAAB52" wp14:editId="78020478">
-            <wp:extent cx="4625163" cy="3876507"/>
-            <wp:effectExtent l="0" t="0" r="4445" b="0"/>
-            <wp:docPr id="294129261" name="Picture 1" descr="A graph of a number of people&#10;&#10;Description automatically generated with medium confidence"/>
-            <wp:cNvGraphicFramePr>
-              <a:graphicFrameLocks xmlns:a="http://schemas.openxmlformats.org/drawingml/2006/main" noChangeAspect="1"/>
-            </wp:cNvGraphicFramePr>
-            <a:graphic xmlns:a="http://schemas.openxmlformats.org/drawingml/2006/main">
-              <a:graphicData uri="http://schemas.openxmlformats.org/drawingml/2006/picture">
-                <pic:pic xmlns:pic="http://schemas.openxmlformats.org/drawingml/2006/picture">
-                  <pic:nvPicPr>
-                    <pic:cNvPr id="294129261" name="Picture 1" descr="A graph of a number of people&#10;&#10;Description automatically generated with medium confidence"/>
-                    <pic:cNvPicPr/>
-                  </pic:nvPicPr>
-                  <pic:blipFill>
-                    <a:blip r:embed="rId284"/>
-                    <a:stretch>
-                      <a:fillRect/>
-                    </a:stretch>
-                  </pic:blipFill>
-                  <pic:spPr>
-                    <a:xfrm>
-                      <a:off x="0" y="0"/>
-                      <a:ext cx="4638013" cy="3887277"/>
-                    </a:xfrm>
-                    <a:prstGeom prst="rect">
-                      <a:avLst/>
-                    </a:prstGeom>
-                  </pic:spPr>
-                </pic:pic>
-              </a:graphicData>
-            </a:graphic>
-          </wp:inline>
-        </w:drawing>
-      </w:r>
-    </w:p>
-    <w:p>
-      <w:pPr>
-        <w:spacing w:line="240" w:lineRule="auto"/>
-        <w:rPr>
-          <w:lang w:val="en-US"/>
-        </w:rPr>
-      </w:pPr>
-    </w:p>
-    <w:p>
-      <w:pPr>
-        <w:spacing w:line="240" w:lineRule="auto"/>
-        <w:rPr>
-          <w:rFonts w:eastAsia="Times New Roman" w:cs="Times New Roman"/>
-          <w:lang w:val="en-US"/>
-        </w:rPr>
-      </w:pPr>
-      <w:r>
-        <w:rPr>
-          <w:rFonts w:eastAsia="Times New Roman" w:cs="Times New Roman"/>
-          <w:lang w:val="en-US"/>
-        </w:rPr>
-        <w:t xml:space="preserve">Other figure ideas: </w:t>
-      </w:r>
-      <w:commentRangeStart w:id="5"/>
-      <w:commentRangeEnd w:id="5"/>
-      <w:r>
-        <w:rPr>
-          <w:rStyle w:val="CommentReference"/>
-        </w:rPr>
-        <w:commentReference w:id="5"/>
-      </w:r>
-    </w:p>
-    <w:p>
-      <w:pPr>
-        <w:spacing w:line="240" w:lineRule="auto"/>
-        <w:rPr>
-          <w:rFonts w:eastAsia="Times New Roman" w:cs="Times New Roman"/>
-        </w:rPr>
-      </w:pPr>
-      <w:r>
-        <w:rPr>
-          <w:rFonts w:eastAsia="Times New Roman" w:cs="Times New Roman"/>
-        </w:rPr>
-        <w:t xml:space="preserve">Results: Cases averted per FVP and deaths averted per FVP (y axis) vs transmission intensity (x axis). Dots for each admin1 </w:t>
-      </w:r>
-      <w:proofErr w:type="gramStart"/>
-      <w:r>
-        <w:rPr>
-          <w:rFonts w:eastAsia="Times New Roman" w:cs="Times New Roman"/>
-        </w:rPr>
-        <w:t>similar to</w:t>
-      </w:r>
-      <w:proofErr w:type="gramEnd"/>
-      <w:r>
-        <w:rPr>
-          <w:rFonts w:eastAsia="Times New Roman" w:cs="Times New Roman"/>
-        </w:rPr>
-        <w:t xml:space="preserve"> Fig 4. </w:t>
-      </w:r>
-    </w:p>
-    <w:p>
-      <w:pPr>
-        <w:spacing w:line="240" w:lineRule="auto"/>
-        <w:rPr>
-          <w:rFonts w:eastAsia="Times New Roman" w:cs="Times New Roman"/>
-        </w:rPr>
-      </w:pPr>
-      <w:r>
-        <w:rPr>
-          <w:rFonts w:eastAsia="Times New Roman" w:cs="Times New Roman"/>
-        </w:rPr>
-        <w:t xml:space="preserve">Results: plots of three selected sites or countries (low, medium, high </w:t>
-      </w:r>
-      <w:proofErr w:type="spellStart"/>
-      <w:r>
-        <w:rPr>
-          <w:rFonts w:eastAsia="Times New Roman" w:cs="Times New Roman"/>
-        </w:rPr>
-        <w:t>PfPR</w:t>
-      </w:r>
-      <w:proofErr w:type="spellEnd"/>
-      <w:r>
-        <w:rPr>
-          <w:rFonts w:eastAsia="Times New Roman" w:cs="Times New Roman"/>
-        </w:rPr>
-        <w:t xml:space="preserve">) showing the effects of delayed malaria broken down into smaller age groups over 50 or 100 years. Maybe a bar plot with age on the x axis and cases averted per FVP or deaths averted per FVP on the y axis. Age could be broken down into one-year groupings up until 20 and then by decade as I think you have modelled it. </w:t>
-      </w:r>
-    </w:p>
-    <w:p>
-      <w:pPr>
-        <w:spacing w:line="240" w:lineRule="auto"/>
-        <w:rPr>
-          <w:lang w:val="en-US"/>
-        </w:rPr>
-      </w:pPr>
-    </w:p>
-    <w:p>
-      <w:pPr>
-        <w:spacing w:line="240" w:lineRule="auto"/>
-      </w:pPr>
-    </w:p>
     <w:sectPr>
       <w:pgSz w:w="11906" w:h="16838"/>
       <w:pgMar w:top="1440" w:right="1440" w:bottom="1440" w:left="1440" w:header="708" w:footer="708" w:gutter="0"/>
@@ -23861,83 +23730,6 @@
     </w:sectPr>
   </w:body>
 </w:document>
-</file>
-
-<file path=word/comments.xml><?xml version="1.0" encoding="utf-8"?>
-<w:comments xmlns:wpc="http://schemas.microsoft.com/office/word/2010/wordprocessingCanvas" xmlns:cx="http://schemas.microsoft.com/office/drawing/2014/chartex" xmlns:cx1="http://schemas.microsoft.com/office/drawing/2015/9/8/chartex" xmlns:cx2="http://schemas.microsoft.com/office/drawing/2015/10/21/chartex" xmlns:cx3="http://schemas.microsoft.com/office/drawing/2016/5/9/chartex" xmlns:cx4="http://schemas.microsoft.com/office/drawing/2016/5/10/chartex" xmlns:cx5="http://schemas.microsoft.com/office/drawing/2016/5/11/chartex" xmlns:cx6="http://schemas.microsoft.com/office/drawing/2016/5/12/chartex" xmlns:cx7="http://schemas.microsoft.com/office/drawing/2016/5/13/chartex" xmlns:cx8="http://schemas.microsoft.com/office/drawing/2016/5/14/chartex" xmlns:mc="http://schemas.openxmlformats.org/markup-compatibility/2006" xmlns:aink="http://schemas.microsoft.com/office/drawing/2016/ink" xmlns:am3d="http://schemas.microsoft.com/office/drawing/2017/model3d" xmlns:o="urn:schemas-microsoft-com:office:office" xmlns:oel="http://schemas.microsoft.com/office/2019/extlst" xmlns:r="http://schemas.openxmlformats.org/officeDocument/2006/relationships" xmlns:m="http://schemas.openxmlformats.org/officeDocument/2006/math" xmlns:v="urn:schemas-microsoft-com:vml" xmlns:wp14="http://schemas.microsoft.com/office/word/2010/wordprocessingDrawing" xmlns:wp="http://schemas.openxmlformats.org/drawingml/2006/wordprocessingDrawing" xmlns:w10="urn:schemas-microsoft-com:office:word" xmlns:w="http://schemas.openxmlformats.org/wordprocessingml/2006/main" xmlns:w14="http://schemas.microsoft.com/office/word/2010/wordml" xmlns:w15="http://schemas.microsoft.com/office/word/2012/wordml" xmlns:w16cex="http://schemas.microsoft.com/office/word/2018/wordml/cex" xmlns:w16cid="http://schemas.microsoft.com/office/word/2016/wordml/cid" xmlns:w16="http://schemas.microsoft.com/office/word/2018/wordml" xmlns:w16du="http://schemas.microsoft.com/office/word/2023/wordml/word16du" xmlns:w16sdtdh="http://schemas.microsoft.com/office/word/2020/wordml/sdtdatahash" xmlns:w16sdtfl="http://schemas.microsoft.com/office/word/2024/wordml/sdtformatlock" xmlns:w16se="http://schemas.microsoft.com/office/word/2015/wordml/symex" xmlns:wpg="http://schemas.microsoft.com/office/word/2010/wordprocessingGroup" xmlns:wpi="http://schemas.microsoft.com/office/word/2010/wordprocessingInk" xmlns:wne="http://schemas.microsoft.com/office/word/2006/wordml" xmlns:wps="http://schemas.microsoft.com/office/word/2010/wordprocessingShape" mc:Ignorable="w14 w15 w16se w16cid w16 w16cex w16sdtdh w16sdtfl w16du wp14">
-  <w:comment w:id="3" w:author="Topazian, Hillary M" w:date="2025-01-15T14:57:00Z" w:initials="TH">
-    <w:p>
-      <w:pPr>
-        <w:pStyle w:val="CommentText"/>
-      </w:pPr>
-      <w:r>
-        <w:rPr>
-          <w:rStyle w:val="CommentReference"/>
-        </w:rPr>
-        <w:annotationRef/>
-      </w:r>
-      <w:r>
-        <w:t>take out RTS,S of course, and indicate here what the PfPRs are in each place since this was referenced in the text as part of a discussion on low-transmission settings</w:t>
-      </w:r>
-    </w:p>
-  </w:comment>
-  <w:comment w:id="4" w:author="Topazian, Hillary M" w:date="2025-01-15T15:00:00Z" w:initials="TH">
-    <w:p>
-      <w:pPr>
-        <w:pStyle w:val="CommentText"/>
-      </w:pPr>
-      <w:r>
-        <w:rPr>
-          <w:rStyle w:val="CommentReference"/>
-        </w:rPr>
-        <w:annotationRef/>
-      </w:r>
-      <w:r>
-        <w:t>Explain a bit more about how this was calculated</w:t>
-      </w:r>
-    </w:p>
-  </w:comment>
-  <w:comment w:id="5" w:author="Schmit, Nora" w:date="2025-01-16T14:00:00Z" w:initials="SN">
-    <w:p>
-      <w:pPr>
-        <w:pStyle w:val="CommentText"/>
-      </w:pPr>
-      <w:r>
-        <w:rPr>
-          <w:rStyle w:val="CommentReference"/>
-        </w:rPr>
-        <w:annotationRef/>
-      </w:r>
-      <w:r>
-        <w:t>You talk about eradication/long-term goals in the discussion - I wonder if it would be of interest to relate the reductions achieved with this vaccination strategy to GTS targets? But that is quite a different question to the current framing of the paper.</w:t>
-      </w:r>
-    </w:p>
-  </w:comment>
-</w:comments>
-</file>
-
-<file path=word/commentsExtended.xml><?xml version="1.0" encoding="utf-8"?>
-<w15:commentsEx xmlns:wpc="http://schemas.microsoft.com/office/word/2010/wordprocessingCanvas" xmlns:cx="http://schemas.microsoft.com/office/drawing/2014/chartex" xmlns:cx1="http://schemas.microsoft.com/office/drawing/2015/9/8/chartex" xmlns:cx2="http://schemas.microsoft.com/office/drawing/2015/10/21/chartex" xmlns:cx3="http://schemas.microsoft.com/office/drawing/2016/5/9/chartex" xmlns:cx4="http://schemas.microsoft.com/office/drawing/2016/5/10/chartex" xmlns:cx5="http://schemas.microsoft.com/office/drawing/2016/5/11/chartex" xmlns:cx6="http://schemas.microsoft.com/office/drawing/2016/5/12/chartex" xmlns:cx7="http://schemas.microsoft.com/office/drawing/2016/5/13/chartex" xmlns:cx8="http://schemas.microsoft.com/office/drawing/2016/5/14/chartex" xmlns:mc="http://schemas.openxmlformats.org/markup-compatibility/2006" xmlns:aink="http://schemas.microsoft.com/office/drawing/2016/ink" xmlns:am3d="http://schemas.microsoft.com/office/drawing/2017/model3d" xmlns:o="urn:schemas-microsoft-com:office:office" xmlns:oel="http://schemas.microsoft.com/office/2019/extlst" xmlns:r="http://schemas.openxmlformats.org/officeDocument/2006/relationships" xmlns:m="http://schemas.openxmlformats.org/officeDocument/2006/math" xmlns:v="urn:schemas-microsoft-com:vml" xmlns:wp14="http://schemas.microsoft.com/office/word/2010/wordprocessingDrawing" xmlns:wp="http://schemas.openxmlformats.org/drawingml/2006/wordprocessingDrawing" xmlns:w10="urn:schemas-microsoft-com:office:word" xmlns:w="http://schemas.openxmlformats.org/wordprocessingml/2006/main" xmlns:w14="http://schemas.microsoft.com/office/word/2010/wordml" xmlns:w15="http://schemas.microsoft.com/office/word/2012/wordml" xmlns:w16cex="http://schemas.microsoft.com/office/word/2018/wordml/cex" xmlns:w16cid="http://schemas.microsoft.com/office/word/2016/wordml/cid" xmlns:w16="http://schemas.microsoft.com/office/word/2018/wordml" xmlns:w16du="http://schemas.microsoft.com/office/word/2023/wordml/word16du" xmlns:w16sdtdh="http://schemas.microsoft.com/office/word/2020/wordml/sdtdatahash" xmlns:w16sdtfl="http://schemas.microsoft.com/office/word/2024/wordml/sdtformatlock" xmlns:w16se="http://schemas.microsoft.com/office/word/2015/wordml/symex" xmlns:wpg="http://schemas.microsoft.com/office/word/2010/wordprocessingGroup" xmlns:wpi="http://schemas.microsoft.com/office/word/2010/wordprocessingInk" xmlns:wne="http://schemas.microsoft.com/office/word/2006/wordml" xmlns:wps="http://schemas.microsoft.com/office/word/2010/wordprocessingShape" mc:Ignorable="w14 w15 w16se w16cid w16 w16cex w16sdtdh w16sdtfl w16du wp14">
-  <w15:commentEx w15:paraId="5969D722" w15:done="0"/>
-  <w15:commentEx w15:paraId="4C6F210C" w15:done="0"/>
-  <w15:commentEx w15:paraId="5E53A033" w15:done="0"/>
-</w15:commentsEx>
-</file>
-
-<file path=word/commentsExtensible.xml><?xml version="1.0" encoding="utf-8"?>
-<w16cex:commentsExtensible xmlns:wpc="http://schemas.microsoft.com/office/word/2010/wordprocessingCanvas" xmlns:cx="http://schemas.microsoft.com/office/drawing/2014/chartex" xmlns:cx1="http://schemas.microsoft.com/office/drawing/2015/9/8/chartex" xmlns:cx2="http://schemas.microsoft.com/office/drawing/2015/10/21/chartex" xmlns:cx3="http://schemas.microsoft.com/office/drawing/2016/5/9/chartex" xmlns:cx4="http://schemas.microsoft.com/office/drawing/2016/5/10/chartex" xmlns:cx5="http://schemas.microsoft.com/office/drawing/2016/5/11/chartex" xmlns:cx6="http://schemas.microsoft.com/office/drawing/2016/5/12/chartex" xmlns:cx7="http://schemas.microsoft.com/office/drawing/2016/5/13/chartex" xmlns:cx8="http://schemas.microsoft.com/office/drawing/2016/5/14/chartex" xmlns:cr="http://schemas.microsoft.com/office/comments/2020/reactions" xmlns:mc="http://schemas.openxmlformats.org/markup-compatibility/2006" xmlns:aink="http://schemas.microsoft.com/office/drawing/2016/ink" xmlns:am3d="http://schemas.microsoft.com/office/drawing/2017/model3d" xmlns:o="urn:schemas-microsoft-com:office:office" xmlns:oel="http://schemas.microsoft.com/office/2019/extlst" xmlns:r="http://schemas.openxmlformats.org/officeDocument/2006/relationships" xmlns:m="http://schemas.openxmlformats.org/officeDocument/2006/math" xmlns:v="urn:schemas-microsoft-com:vml" xmlns:wp14="http://schemas.microsoft.com/office/word/2010/wordprocessingDrawing" xmlns:wp="http://schemas.openxmlformats.org/drawingml/2006/wordprocessingDrawing" xmlns:w10="urn:schemas-microsoft-com:office:word" xmlns:w="http://schemas.openxmlformats.org/wordprocessingml/2006/main" xmlns:w14="http://schemas.microsoft.com/office/word/2010/wordml" xmlns:w15="http://schemas.microsoft.com/office/word/2012/wordml" xmlns:w16cex="http://schemas.microsoft.com/office/word/2018/wordml/cex" xmlns:w16cid="http://schemas.microsoft.com/office/word/2016/wordml/cid" xmlns:w16="http://schemas.microsoft.com/office/word/2018/wordml" xmlns:w16du="http://schemas.microsoft.com/office/word/2023/wordml/word16du" xmlns:w16sdtdh="http://schemas.microsoft.com/office/word/2020/wordml/sdtdatahash" xmlns:w16sdtfl="http://schemas.microsoft.com/office/word/2024/wordml/sdtformatlock" xmlns:w16se="http://schemas.microsoft.com/office/word/2015/wordml/symex" xmlns:wpg="http://schemas.microsoft.com/office/word/2010/wordprocessingGroup" xmlns:wpi="http://schemas.microsoft.com/office/word/2010/wordprocessingInk" xmlns:wne="http://schemas.microsoft.com/office/word/2006/wordml" xmlns:wps="http://schemas.microsoft.com/office/word/2010/wordprocessingShape" mc:Ignorable="w14 w15 w16se w16cid w16 w16cex w16sdtdh w16sdtfl cr w16du wp14">
-  <w16cex:commentExtensible w16cex:durableId="7581F71F" w16cex:dateUtc="2025-01-15T14:57:00Z"/>
-  <w16cex:commentExtensible w16cex:durableId="595FA513" w16cex:dateUtc="2025-01-15T15:00:00Z"/>
-  <w16cex:commentExtensible w16cex:durableId="6CA44004" w16cex:dateUtc="2025-01-16T14:00:00Z"/>
-</w16cex:commentsExtensible>
-</file>
-
-<file path=word/commentsIds.xml><?xml version="1.0" encoding="utf-8"?>
-<w16cid:commentsIds xmlns:wpc="http://schemas.microsoft.com/office/word/2010/wordprocessingCanvas" xmlns:cx="http://schemas.microsoft.com/office/drawing/2014/chartex" xmlns:cx1="http://schemas.microsoft.com/office/drawing/2015/9/8/chartex" xmlns:cx2="http://schemas.microsoft.com/office/drawing/2015/10/21/chartex" xmlns:cx3="http://schemas.microsoft.com/office/drawing/2016/5/9/chartex" xmlns:cx4="http://schemas.microsoft.com/office/drawing/2016/5/10/chartex" xmlns:cx5="http://schemas.microsoft.com/office/drawing/2016/5/11/chartex" xmlns:cx6="http://schemas.microsoft.com/office/drawing/2016/5/12/chartex" xmlns:cx7="http://schemas.microsoft.com/office/drawing/2016/5/13/chartex" xmlns:cx8="http://schemas.microsoft.com/office/drawing/2016/5/14/chartex" xmlns:mc="http://schemas.openxmlformats.org/markup-compatibility/2006" xmlns:aink="http://schemas.microsoft.com/office/drawing/2016/ink" xmlns:am3d="http://schemas.microsoft.com/office/drawing/2017/model3d" xmlns:o="urn:schemas-microsoft-com:office:office" xmlns:oel="http://schemas.microsoft.com/office/2019/extlst" xmlns:r="http://schemas.openxmlformats.org/officeDocument/2006/relationships" xmlns:m="http://schemas.openxmlformats.org/officeDocument/2006/math" xmlns:v="urn:schemas-microsoft-com:vml" xmlns:wp14="http://schemas.microsoft.com/office/word/2010/wordprocessingDrawing" xmlns:wp="http://schemas.openxmlformats.org/drawingml/2006/wordprocessingDrawing" xmlns:w10="urn:schemas-microsoft-com:office:word" xmlns:w="http://schemas.openxmlformats.org/wordprocessingml/2006/main" xmlns:w14="http://schemas.microsoft.com/office/word/2010/wordml" xmlns:w15="http://schemas.microsoft.com/office/word/2012/wordml" xmlns:w16cex="http://schemas.microsoft.com/office/word/2018/wordml/cex" xmlns:w16cid="http://schemas.microsoft.com/office/word/2016/wordml/cid" xmlns:w16="http://schemas.microsoft.com/office/word/2018/wordml" xmlns:w16du="http://schemas.microsoft.com/office/word/2023/wordml/word16du" xmlns:w16sdtdh="http://schemas.microsoft.com/office/word/2020/wordml/sdtdatahash" xmlns:w16sdtfl="http://schemas.microsoft.com/office/word/2024/wordml/sdtformatlock" xmlns:w16se="http://schemas.microsoft.com/office/word/2015/wordml/symex" xmlns:wpg="http://schemas.microsoft.com/office/word/2010/wordprocessingGroup" xmlns:wpi="http://schemas.microsoft.com/office/word/2010/wordprocessingInk" xmlns:wne="http://schemas.microsoft.com/office/word/2006/wordml" xmlns:wps="http://schemas.microsoft.com/office/word/2010/wordprocessingShape" mc:Ignorable="w14 w15 w16se w16cid w16 w16cex w16sdtdh w16sdtfl w16du wp14">
-  <w16cid:commentId w16cid:paraId="5969D722" w16cid:durableId="7581F71F"/>
-  <w16cid:commentId w16cid:paraId="4C6F210C" w16cid:durableId="595FA513"/>
-  <w16cid:commentId w16cid:paraId="5E53A033" w16cid:durableId="6CA44004"/>
-</w16cid:commentsIds>
 </file>
 
 <file path=word/numbering.xml><?xml version="1.0" encoding="utf-8"?>
@@ -25568,17 +25360,6 @@
     <w:abstractNumId w:val="14"/>
   </w:num>
 </w:numbering>
-</file>
-
-<file path=word/people.xml><?xml version="1.0" encoding="utf-8"?>
-<w15:people xmlns:wpc="http://schemas.microsoft.com/office/word/2010/wordprocessingCanvas" xmlns:cx="http://schemas.microsoft.com/office/drawing/2014/chartex" xmlns:cx1="http://schemas.microsoft.com/office/drawing/2015/9/8/chartex" xmlns:cx2="http://schemas.microsoft.com/office/drawing/2015/10/21/chartex" xmlns:cx3="http://schemas.microsoft.com/office/drawing/2016/5/9/chartex" xmlns:cx4="http://schemas.microsoft.com/office/drawing/2016/5/10/chartex" xmlns:cx5="http://schemas.microsoft.com/office/drawing/2016/5/11/chartex" xmlns:cx6="http://schemas.microsoft.com/office/drawing/2016/5/12/chartex" xmlns:cx7="http://schemas.microsoft.com/office/drawing/2016/5/13/chartex" xmlns:cx8="http://schemas.microsoft.com/office/drawing/2016/5/14/chartex" xmlns:mc="http://schemas.openxmlformats.org/markup-compatibility/2006" xmlns:aink="http://schemas.microsoft.com/office/drawing/2016/ink" xmlns:am3d="http://schemas.microsoft.com/office/drawing/2017/model3d" xmlns:o="urn:schemas-microsoft-com:office:office" xmlns:oel="http://schemas.microsoft.com/office/2019/extlst" xmlns:r="http://schemas.openxmlformats.org/officeDocument/2006/relationships" xmlns:m="http://schemas.openxmlformats.org/officeDocument/2006/math" xmlns:v="urn:schemas-microsoft-com:vml" xmlns:wp14="http://schemas.microsoft.com/office/word/2010/wordprocessingDrawing" xmlns:wp="http://schemas.openxmlformats.org/drawingml/2006/wordprocessingDrawing" xmlns:w10="urn:schemas-microsoft-com:office:word" xmlns:w="http://schemas.openxmlformats.org/wordprocessingml/2006/main" xmlns:w14="http://schemas.microsoft.com/office/word/2010/wordml" xmlns:w15="http://schemas.microsoft.com/office/word/2012/wordml" xmlns:w16cex="http://schemas.microsoft.com/office/word/2018/wordml/cex" xmlns:w16cid="http://schemas.microsoft.com/office/word/2016/wordml/cid" xmlns:w16="http://schemas.microsoft.com/office/word/2018/wordml" xmlns:w16du="http://schemas.microsoft.com/office/word/2023/wordml/word16du" xmlns:w16sdtdh="http://schemas.microsoft.com/office/word/2020/wordml/sdtdatahash" xmlns:w16sdtfl="http://schemas.microsoft.com/office/word/2024/wordml/sdtformatlock" xmlns:w16se="http://schemas.microsoft.com/office/word/2015/wordml/symex" xmlns:wpg="http://schemas.microsoft.com/office/word/2010/wordprocessingGroup" xmlns:wpi="http://schemas.microsoft.com/office/word/2010/wordprocessingInk" xmlns:wne="http://schemas.microsoft.com/office/word/2006/wordml" xmlns:wps="http://schemas.microsoft.com/office/word/2010/wordprocessingShape" mc:Ignorable="w14 w15 w16se w16cid w16 w16cex w16sdtdh w16sdtfl w16du wp14">
-  <w15:person w15:author="Topazian, Hillary M">
-    <w15:presenceInfo w15:providerId="AD" w15:userId="S::htopazia@ic.ac.uk::adf65b46-d8eb-42f5-af58-86d061697f64"/>
-  </w15:person>
-  <w15:person w15:author="Schmit, Nora">
-    <w15:presenceInfo w15:providerId="AD" w15:userId="S::ns6416@ic.ac.uk::50e1967d-88a3-4907-86ef-5a34669123b1"/>
-  </w15:person>
-</w15:people>
 </file>
 
 <file path=word/styles.xml><?xml version="1.0" encoding="utf-8"?>
